--- a/Recordings/Q&A Meetings/Internal Meetings/Meeting 1 Minutes.docx
+++ b/Recordings/Q&A Meetings/Internal Meetings/Meeting 1 Minutes.docx
@@ -1,10 +1,9 @@
 
 <file path=word/document.xml><?xml version="1.0" encoding="utf-8"?>
-<w:document xmlns:o="urn:schemas-microsoft-com:office:office" xmlns:r="http://schemas.openxmlformats.org/officeDocument/2006/relationships" xmlns:v="urn:schemas-microsoft-com:vml" xmlns:w="http://schemas.openxmlformats.org/wordprocessingml/2006/main" xmlns:w10="urn:schemas-microsoft-com:office:word" xmlns:wp="http://schemas.openxmlformats.org/drawingml/2006/wordprocessingDrawing" xmlns:wps="http://schemas.microsoft.com/office/word/2010/wordprocessingShape" xmlns:wpg="http://schemas.microsoft.com/office/word/2010/wordprocessingGroup" xmlns:mc="http://schemas.openxmlformats.org/markup-compatibility/2006" xmlns:wp14="http://schemas.microsoft.com/office/word/2010/wordprocessingDrawing" xmlns:w14="http://schemas.microsoft.com/office/word/2010/wordml" xmlns:w15="http://schemas.microsoft.com/office/word/2012/wordml" mc:Ignorable="w14 wp14 w15">
+<w:document xmlns:wpc="http://schemas.microsoft.com/office/word/2010/wordprocessingCanvas" xmlns:cx="http://schemas.microsoft.com/office/drawing/2014/chartex" xmlns:cx1="http://schemas.microsoft.com/office/drawing/2015/9/8/chartex" xmlns:cx2="http://schemas.microsoft.com/office/drawing/2015/10/21/chartex" xmlns:cx3="http://schemas.microsoft.com/office/drawing/2016/5/9/chartex" xmlns:cx4="http://schemas.microsoft.com/office/drawing/2016/5/10/chartex" xmlns:cx5="http://schemas.microsoft.com/office/drawing/2016/5/11/chartex" xmlns:cx6="http://schemas.microsoft.com/office/drawing/2016/5/12/chartex" xmlns:cx7="http://schemas.microsoft.com/office/drawing/2016/5/13/chartex" xmlns:cx8="http://schemas.microsoft.com/office/drawing/2016/5/14/chartex" xmlns:mc="http://schemas.openxmlformats.org/markup-compatibility/2006" xmlns:aink="http://schemas.microsoft.com/office/drawing/2016/ink" xmlns:am3d="http://schemas.microsoft.com/office/drawing/2017/model3d" xmlns:o="urn:schemas-microsoft-com:office:office" xmlns:oel="http://schemas.microsoft.com/office/2019/extlst" xmlns:r="http://schemas.openxmlformats.org/officeDocument/2006/relationships" xmlns:m="http://schemas.openxmlformats.org/officeDocument/2006/math" xmlns:v="urn:schemas-microsoft-com:vml" xmlns:wp14="http://schemas.microsoft.com/office/word/2010/wordprocessingDrawing" xmlns:wp="http://schemas.openxmlformats.org/drawingml/2006/wordprocessingDrawing" xmlns:w10="urn:schemas-microsoft-com:office:word" xmlns:w="http://schemas.openxmlformats.org/wordprocessingml/2006/main" xmlns:w14="http://schemas.microsoft.com/office/word/2010/wordml" xmlns:w15="http://schemas.microsoft.com/office/word/2012/wordml" xmlns:w16cex="http://schemas.microsoft.com/office/word/2018/wordml/cex" xmlns:w16cid="http://schemas.microsoft.com/office/word/2016/wordml/cid" xmlns:w16="http://schemas.microsoft.com/office/word/2018/wordml" xmlns:w16du="http://schemas.microsoft.com/office/word/2023/wordml/word16du" xmlns:w16sdtdh="http://schemas.microsoft.com/office/word/2020/wordml/sdtdatahash" xmlns:w16se="http://schemas.microsoft.com/office/word/2015/wordml/symex" xmlns:wpg="http://schemas.microsoft.com/office/word/2010/wordprocessingGroup" xmlns:wpi="http://schemas.microsoft.com/office/word/2010/wordprocessingInk" xmlns:wne="http://schemas.microsoft.com/office/word/2006/wordml" xmlns:wps="http://schemas.microsoft.com/office/word/2010/wordprocessingShape" mc:Ignorable="w14 w15 w16se w16cid w16 w16cex w16sdtdh w16du wp14">
   <w:body>
     <w:p>
       <w:pPr>
-        <w:pStyle w:val="Normal"/>
         <w:rPr>
           <w:sz w:val="40"/>
           <w:szCs w:val="40"/>
@@ -22,7 +21,6 @@
     </w:p>
     <w:p>
       <w:pPr>
-        <w:pStyle w:val="Normal"/>
         <w:rPr>
           <w:b/>
           <w:bCs/>
@@ -121,7 +119,6 @@
     </w:p>
     <w:p>
       <w:pPr>
-        <w:pStyle w:val="Normal"/>
         <w:ind w:left="720"/>
         <w:rPr>
           <w:b/>
@@ -218,16 +215,10 @@
     </w:p>
     <w:p>
       <w:pPr>
-        <w:pStyle w:val="Normal"/>
-        <w:rPr>
-          <w:lang w:val="en-SG"/>
-        </w:rPr>
-      </w:pPr>
-      <w:r>
-        <w:rPr>
-          <w:lang w:val="en-SG"/>
-        </w:rPr>
-      </w:r>
+        <w:rPr>
+          <w:lang w:val="en-SG"/>
+        </w:rPr>
+      </w:pPr>
     </w:p>
     <w:p>
       <w:pPr>
@@ -294,7 +285,6 @@
     </w:p>
     <w:p>
       <w:pPr>
-        <w:pStyle w:val="Normal"/>
         <w:ind w:left="720"/>
         <w:rPr>
           <w:lang w:val="en-SG"/>
@@ -442,16 +432,10 @@
     </w:p>
     <w:p>
       <w:pPr>
-        <w:pStyle w:val="Normal"/>
-        <w:rPr>
-          <w:lang w:val="en-SG"/>
-        </w:rPr>
-      </w:pPr>
-      <w:r>
-        <w:rPr>
-          <w:lang w:val="en-SG"/>
-        </w:rPr>
-      </w:r>
+        <w:rPr>
+          <w:lang w:val="en-SG"/>
+        </w:rPr>
+      </w:pPr>
     </w:p>
     <w:p>
       <w:pPr>
@@ -534,7 +518,6 @@
     </w:p>
     <w:p>
       <w:pPr>
-        <w:pStyle w:val="Normal"/>
         <w:ind w:left="720"/>
         <w:rPr>
           <w:b/>
@@ -631,16 +614,10 @@
     </w:p>
     <w:p>
       <w:pPr>
-        <w:pStyle w:val="Normal"/>
-        <w:rPr>
-          <w:lang w:val="en-SG"/>
-        </w:rPr>
-      </w:pPr>
-      <w:r>
-        <w:rPr>
-          <w:lang w:val="en-SG"/>
-        </w:rPr>
-      </w:r>
+        <w:rPr>
+          <w:lang w:val="en-SG"/>
+        </w:rPr>
+      </w:pPr>
     </w:p>
     <w:p>
       <w:pPr>
@@ -707,7 +684,6 @@
     </w:p>
     <w:p>
       <w:pPr>
-        <w:pStyle w:val="Normal"/>
         <w:ind w:left="720"/>
         <w:rPr>
           <w:lang w:val="en-SG"/>
@@ -799,20 +775,13 @@
     </w:p>
     <w:p>
       <w:pPr>
-        <w:pStyle w:val="Normal"/>
-        <w:rPr>
-          <w:lang w:val="en-SG"/>
-        </w:rPr>
-      </w:pPr>
-      <w:r>
-        <w:rPr>
-          <w:lang w:val="en-SG"/>
-        </w:rPr>
-      </w:r>
-    </w:p>
-    <w:p>
-      <w:pPr>
-        <w:pStyle w:val="Normal"/>
+        <w:rPr>
+          <w:lang w:val="en-SG"/>
+        </w:rPr>
+      </w:pPr>
+    </w:p>
+    <w:p>
+      <w:pPr>
         <w:rPr>
           <w:b/>
           <w:u w:val="single"/>
@@ -980,6 +949,7 @@
           <w:bCs/>
           <w:lang w:val="en-SG"/>
         </w:rPr>
+        <w:lastRenderedPageBreak/>
         <w:t>Output message should include</w:t>
       </w:r>
     </w:p>
@@ -1267,12 +1237,27 @@
           <w:bCs/>
           <w:lang w:val="en-SG"/>
         </w:rPr>
-        <w:t>Final CODEC is a python script .py, in a .zip</w:t>
-      </w:r>
-    </w:p>
-    <w:p>
-      <w:pPr>
-        <w:pStyle w:val="Normal"/>
+        <w:t>Final CODEC is a python script .</w:t>
+      </w:r>
+      <w:proofErr w:type="spellStart"/>
+      <w:r>
+        <w:rPr>
+          <w:bCs/>
+          <w:lang w:val="en-SG"/>
+        </w:rPr>
+        <w:t>py</w:t>
+      </w:r>
+      <w:proofErr w:type="spellEnd"/>
+      <w:r>
+        <w:rPr>
+          <w:bCs/>
+          <w:lang w:val="en-SG"/>
+        </w:rPr>
+        <w:t>, in a .zip</w:t>
+      </w:r>
+    </w:p>
+    <w:p>
+      <w:pPr>
         <w:rPr>
           <w:b/>
           <w:u w:val="single"/>
@@ -1306,7 +1291,88 @@
           <w:bCs/>
           <w:lang w:val="en-SG"/>
         </w:rPr>
-        <w:t>Is the user technical?</w:t>
+        <w:t xml:space="preserve">What information will the user care about after </w:t>
+      </w:r>
+      <w:r>
+        <w:rPr>
+          <w:bCs/>
+          <w:lang w:val="en-SG"/>
+        </w:rPr>
+        <w:t xml:space="preserve">decoding? (e.g. file </w:t>
+      </w:r>
+      <w:proofErr w:type="gramStart"/>
+      <w:r>
+        <w:rPr>
+          <w:bCs/>
+          <w:lang w:val="en-SG"/>
+        </w:rPr>
+        <w:t>size,  duration</w:t>
+      </w:r>
+      <w:proofErr w:type="gramEnd"/>
+      <w:r>
+        <w:rPr>
+          <w:bCs/>
+          <w:lang w:val="en-SG"/>
+        </w:rPr>
+        <w:t xml:space="preserve"> of decompression)</w:t>
+      </w:r>
+    </w:p>
+    <w:p>
+      <w:pPr>
+        <w:pStyle w:val="ListParagraph"/>
+        <w:numPr>
+          <w:ilvl w:val="0"/>
+          <w:numId w:val="4"/>
+        </w:numPr>
+        <w:rPr>
+          <w:b/>
+          <w:u w:val="single"/>
+          <w:lang w:val="en-SG"/>
+        </w:rPr>
+      </w:pPr>
+      <w:r>
+        <w:rPr>
+          <w:bCs/>
+          <w:lang w:val="en-SG"/>
+        </w:rPr>
+        <w:t>What is the naming convention for the files? (e.g. &lt;group name&gt;.zip, &lt;group name&gt;.</w:t>
+      </w:r>
+      <w:proofErr w:type="spellStart"/>
+      <w:r>
+        <w:rPr>
+          <w:bCs/>
+          <w:lang w:val="en-SG"/>
+        </w:rPr>
+        <w:t>py</w:t>
+      </w:r>
+      <w:proofErr w:type="spellEnd"/>
+      <w:r>
+        <w:rPr>
+          <w:bCs/>
+          <w:lang w:val="en-SG"/>
+        </w:rPr>
+        <w:t>)</w:t>
+      </w:r>
+    </w:p>
+    <w:p>
+      <w:pPr>
+        <w:pStyle w:val="ListParagraph"/>
+        <w:numPr>
+          <w:ilvl w:val="0"/>
+          <w:numId w:val="4"/>
+        </w:numPr>
+        <w:rPr>
+          <w:b/>
+          <w:u w:val="single"/>
+          <w:lang w:val="en-SG"/>
+        </w:rPr>
+      </w:pPr>
+      <w:r>
+        <w:rPr>
+          <w:bCs/>
+          <w:lang w:val="en-SG"/>
+        </w:rPr>
+        <w:t>Define what “browsing &amp; selecting file” means.</w:t>
       </w:r>
     </w:p>
     <w:p>
@@ -1327,28 +1393,7 @@
           <w:bCs/>
           <w:lang w:val="en-SG"/>
         </w:rPr>
-        <w:t>Yes</w:t>
-      </w:r>
-    </w:p>
-    <w:p>
-      <w:pPr>
-        <w:pStyle w:val="ListParagraph"/>
-        <w:numPr>
-          <w:ilvl w:val="2"/>
-          <w:numId w:val="4"/>
-        </w:numPr>
-        <w:rPr>
-          <w:b/>
-          <w:u w:val="single"/>
-          <w:lang w:val="en-SG"/>
-        </w:rPr>
-      </w:pPr>
-      <w:r>
-        <w:rPr>
-          <w:bCs/>
-          <w:lang w:val="en-SG"/>
-        </w:rPr>
-        <w:t>Do they know how to use shell commands. (Yes/No)</w:t>
+        <w:t>Is it using a file explorer window to select?</w:t>
       </w:r>
     </w:p>
     <w:p>
@@ -1369,28 +1414,14 @@
           <w:bCs/>
           <w:lang w:val="en-SG"/>
         </w:rPr>
-        <w:t>No</w:t>
-      </w:r>
-    </w:p>
-    <w:p>
-      <w:pPr>
-        <w:pStyle w:val="ListParagraph"/>
-        <w:numPr>
-          <w:ilvl w:val="2"/>
-          <w:numId w:val="4"/>
-        </w:numPr>
-        <w:rPr>
-          <w:b/>
-          <w:u w:val="single"/>
-          <w:lang w:val="en-SG"/>
-        </w:rPr>
-      </w:pPr>
-      <w:r>
-        <w:rPr>
-          <w:bCs/>
-          <w:lang w:val="en-SG"/>
-        </w:rPr>
-        <w:t>Do they know how to navigate file explorer and copy &amp; paste file-path.</w:t>
+        <w:t xml:space="preserve">Is it using a file </w:t>
+      </w:r>
+      <w:r>
+        <w:rPr>
+          <w:bCs/>
+          <w:lang w:val="en-SG"/>
+        </w:rPr>
+        <w:t>explorer to find path of input files?</w:t>
       </w:r>
     </w:p>
     <w:p>
@@ -1411,275 +1442,20 @@
           <w:bCs/>
           <w:lang w:val="en-SG"/>
         </w:rPr>
-        <w:t>What type of system will the codec run? (e.g. UNIX, windows, etc.)</w:t>
-      </w:r>
-    </w:p>
-    <w:p>
-      <w:pPr>
-        <w:pStyle w:val="ListParagraph"/>
-        <w:numPr>
-          <w:ilvl w:val="0"/>
-          <w:numId w:val="4"/>
-        </w:numPr>
-        <w:rPr>
-          <w:b/>
-          <w:u w:val="single"/>
-          <w:lang w:val="en-SG"/>
-        </w:rPr>
-      </w:pPr>
-      <w:r>
-        <w:rPr>
-          <w:bCs/>
-          <w:lang w:val="en-SG"/>
-        </w:rPr>
-        <w:t>What information will the user care about after decoding? (e.g. file size,  duration of decompression)</w:t>
-      </w:r>
-    </w:p>
-    <w:p>
-      <w:pPr>
-        <w:pStyle w:val="ListParagraph"/>
-        <w:numPr>
-          <w:ilvl w:val="0"/>
-          <w:numId w:val="4"/>
-        </w:numPr>
-        <w:rPr>
-          <w:b/>
-          <w:u w:val="single"/>
-          <w:lang w:val="en-SG"/>
-        </w:rPr>
-      </w:pPr>
-      <w:r>
-        <w:rPr>
-          <w:bCs/>
-          <w:lang w:val="en-SG"/>
-        </w:rPr>
-        <w:t>What is the naming convention for the files? (e.g. &lt;group name&gt;.zip, &lt;group name&gt;.py)</w:t>
-      </w:r>
-    </w:p>
-    <w:p>
-      <w:pPr>
-        <w:pStyle w:val="ListParagraph"/>
-        <w:numPr>
-          <w:ilvl w:val="0"/>
-          <w:numId w:val="4"/>
-        </w:numPr>
-        <w:rPr>
-          <w:b/>
-          <w:u w:val="single"/>
-          <w:lang w:val="en-SG"/>
-        </w:rPr>
-      </w:pPr>
-      <w:r>
-        <w:rPr>
-          <w:bCs/>
-          <w:lang w:val="en-SG"/>
-        </w:rPr>
-        <w:t>Define what “browsing &amp; selecting file” means.</w:t>
-      </w:r>
-    </w:p>
-    <w:p>
-      <w:pPr>
-        <w:pStyle w:val="ListParagraph"/>
-        <w:numPr>
-          <w:ilvl w:val="1"/>
-          <w:numId w:val="4"/>
-        </w:numPr>
-        <w:rPr>
-          <w:b/>
-          <w:u w:val="single"/>
-          <w:lang w:val="en-SG"/>
-        </w:rPr>
-      </w:pPr>
-      <w:r>
-        <w:rPr>
-          <w:bCs/>
-          <w:lang w:val="en-SG"/>
-        </w:rPr>
-        <w:t>Is it using a file explorer window to select?</w:t>
-      </w:r>
-    </w:p>
-    <w:p>
-      <w:pPr>
-        <w:pStyle w:val="ListParagraph"/>
-        <w:numPr>
-          <w:ilvl w:val="1"/>
-          <w:numId w:val="4"/>
-        </w:numPr>
-        <w:rPr>
-          <w:b/>
-          <w:u w:val="single"/>
-          <w:lang w:val="en-SG"/>
-        </w:rPr>
-      </w:pPr>
-      <w:r>
-        <w:rPr>
-          <w:bCs/>
-          <w:lang w:val="en-SG"/>
-        </w:rPr>
-        <w:t>Is it using a file explorer to find path of input files?</w:t>
-      </w:r>
-    </w:p>
-    <w:p>
-      <w:pPr>
-        <w:pStyle w:val="ListParagraph"/>
-        <w:numPr>
-          <w:ilvl w:val="0"/>
-          <w:numId w:val="4"/>
-        </w:numPr>
-        <w:rPr>
-          <w:b/>
-          <w:u w:val="single"/>
-          <w:lang w:val="en-SG"/>
-        </w:rPr>
-      </w:pPr>
-      <w:r>
-        <w:rPr>
-          <w:bCs/>
-          <w:lang w:val="en-SG"/>
-        </w:rPr>
         <w:t>Where to output the compressed/decompressed file? (e.g. same directory as input file?)</w:t>
       </w:r>
     </w:p>
     <w:p>
       <w:pPr>
-        <w:pStyle w:val="ListParagraph"/>
-        <w:numPr>
-          <w:ilvl w:val="0"/>
-          <w:numId w:val="4"/>
-        </w:numPr>
-        <w:rPr>
-          <w:b/>
-          <w:u w:val="single"/>
-          <w:lang w:val="en-SG"/>
-        </w:rPr>
-      </w:pPr>
-      <w:r>
-        <w:rPr>
-          <w:bCs/>
-          <w:lang w:val="en-SG"/>
-        </w:rPr>
-        <w:t>What is the snapshot?</w:t>
-      </w:r>
-    </w:p>
-    <w:p>
-      <w:pPr>
-        <w:pStyle w:val="ListParagraph"/>
-        <w:numPr>
-          <w:ilvl w:val="1"/>
-          <w:numId w:val="4"/>
-        </w:numPr>
-        <w:rPr>
-          <w:b/>
-          <w:u w:val="single"/>
-          <w:lang w:val="en-SG"/>
-        </w:rPr>
-      </w:pPr>
-      <w:r>
-        <w:rPr>
-          <w:bCs/>
-          <w:lang w:val="en-SG"/>
-        </w:rPr>
-        <w:t>When is it due?</w:t>
-      </w:r>
-    </w:p>
-    <w:p>
-      <w:pPr>
-        <w:pStyle w:val="ListParagraph"/>
-        <w:numPr>
-          <w:ilvl w:val="0"/>
-          <w:numId w:val="4"/>
-        </w:numPr>
-        <w:rPr>
-          <w:b/>
-          <w:u w:val="single"/>
-          <w:lang w:val="en-SG"/>
-        </w:rPr>
-      </w:pPr>
-      <w:r>
-        <w:rPr>
-          <w:bCs/>
-          <w:lang w:val="en-SG"/>
-        </w:rPr>
-        <w:t>When are we going to get the repo?</w:t>
-      </w:r>
-    </w:p>
-    <w:p>
-      <w:pPr>
-        <w:pStyle w:val="ListParagraph"/>
-        <w:numPr>
-          <w:ilvl w:val="1"/>
-          <w:numId w:val="4"/>
-        </w:numPr>
-        <w:rPr>
-          <w:b/>
-          <w:u w:val="single"/>
-          <w:lang w:val="en-SG"/>
-        </w:rPr>
-      </w:pPr>
-      <w:r>
-        <w:rPr>
-          <w:bCs/>
-          <w:lang w:val="en-SG"/>
-        </w:rPr>
-        <w:t>How do we submit the report &amp; snapshot on time on 18</w:t>
-      </w:r>
-      <w:r>
-        <w:rPr>
-          <w:bCs/>
-          <w:vertAlign w:val="superscript"/>
-          <w:lang w:val="en-SG"/>
-        </w:rPr>
-        <w:t>th</w:t>
-      </w:r>
-      <w:r>
-        <w:rPr>
-          <w:bCs/>
-          <w:lang w:val="en-SG"/>
-        </w:rPr>
-        <w:t xml:space="preserve"> if we can’t take a ss of the git board</w:t>
-      </w:r>
-    </w:p>
-    <w:p>
-      <w:pPr>
-        <w:pStyle w:val="ListParagraph"/>
-        <w:numPr>
-          <w:ilvl w:val="0"/>
-          <w:numId w:val="4"/>
-        </w:numPr>
-        <w:rPr>
-          <w:b/>
-          <w:u w:val="single"/>
-          <w:lang w:val="en-SG"/>
-        </w:rPr>
-      </w:pPr>
-      <w:r>
-        <w:rPr>
-          <w:bCs/>
-          <w:lang w:val="en-SG"/>
-        </w:rPr>
-        <w:t>Is the definition of done changing with each week?</w:t>
-      </w:r>
-    </w:p>
-    <w:p>
-      <w:pPr>
-        <w:pStyle w:val="Normal"/>
-        <w:rPr>
-          <w:b/>
-          <w:u w:val="single"/>
-          <w:lang w:val="en-SG"/>
-        </w:rPr>
-      </w:pPr>
-      <w:r>
-        <w:rPr>
-          <w:b/>
-          <w:u w:val="single"/>
-          <w:lang w:val="en-SG"/>
-        </w:rPr>
-      </w:r>
-    </w:p>
-    <w:p>
-      <w:pPr>
-        <w:pStyle w:val="Normal"/>
+        <w:rPr>
+          <w:b/>
+          <w:u w:val="single"/>
+          <w:lang w:val="en-SG"/>
+        </w:rPr>
+      </w:pPr>
+    </w:p>
+    <w:p>
+      <w:pPr>
         <w:rPr>
           <w:b/>
           <w:u w:val="single"/>
@@ -1717,59 +1493,43 @@
     </w:p>
     <w:p>
       <w:pPr>
-        <w:pStyle w:val="Normal"/>
-        <w:rPr>
-          <w:bCs/>
-          <w:lang w:val="en-SG"/>
-        </w:rPr>
-      </w:pPr>
-      <w:r>
-        <w:rPr>
-          <w:bCs/>
-          <w:lang w:val="en-SG"/>
-        </w:rPr>
-      </w:r>
-    </w:p>
-    <w:p>
-      <w:pPr>
-        <w:pStyle w:val="Normal"/>
-        <w:rPr>
-          <w:bCs/>
-          <w:lang w:val="en-SG"/>
-        </w:rPr>
-      </w:pPr>
-      <w:r>
-        <w:rPr>
-          <w:bCs/>
-          <w:lang w:val="en-SG"/>
-        </w:rPr>
-      </w:r>
+        <w:rPr>
+          <w:bCs/>
+          <w:lang w:val="en-SG"/>
+        </w:rPr>
+      </w:pPr>
+    </w:p>
+    <w:p>
+      <w:pPr>
+        <w:rPr>
+          <w:bCs/>
+          <w:lang w:val="en-SG"/>
+        </w:rPr>
+      </w:pPr>
       <w:r>
         <w:br w:type="page"/>
       </w:r>
     </w:p>
     <w:p>
       <w:pPr>
-        <w:pStyle w:val="Normal"/>
-        <w:spacing w:before="0" w:after="160"/>
-        <w:rPr>
-          <w:b/>
-          <w:u w:val="single"/>
-          <w:lang w:val="en-SG"/>
-        </w:rPr>
-      </w:pPr>
-      <w:r>
-        <w:rPr>
-          <w:b/>
-          <w:u w:val="single"/>
-          <w:lang w:val="en-SG"/>
-        </w:rPr>
+        <w:rPr>
+          <w:b/>
+          <w:u w:val="single"/>
+          <w:lang w:val="en-SG"/>
+        </w:rPr>
+      </w:pPr>
+      <w:r>
+        <w:rPr>
+          <w:b/>
+          <w:u w:val="single"/>
+          <w:lang w:val="en-SG"/>
+        </w:rPr>
+        <w:lastRenderedPageBreak/>
         <w:t>Definition of Done</w:t>
       </w:r>
     </w:p>
     <w:p>
       <w:pPr>
-        <w:pStyle w:val="Normal"/>
         <w:rPr>
           <w:b/>
           <w:u w:val="single"/>
@@ -1787,46 +1547,36 @@
     </w:p>
     <w:p>
       <w:pPr>
-        <w:pStyle w:val="Normal"/>
-        <w:rPr>
-          <w:b/>
-          <w:u w:val="single"/>
-          <w:lang w:val="en-SG"/>
-        </w:rPr>
-      </w:pPr>
-      <w:r>
-        <w:rPr>
-          <w:b/>
-          <w:u w:val="single"/>
-          <w:lang w:val="en-SG"/>
-        </w:rPr>
-      </w:r>
+        <w:rPr>
+          <w:b/>
+          <w:u w:val="single"/>
+          <w:lang w:val="en-SG"/>
+        </w:rPr>
+      </w:pPr>
       <w:r>
         <w:br w:type="page"/>
       </w:r>
     </w:p>
     <w:p>
       <w:pPr>
-        <w:pStyle w:val="Normal"/>
-        <w:spacing w:before="0" w:after="160"/>
-        <w:rPr>
-          <w:b/>
-          <w:u w:val="single"/>
-          <w:lang w:val="en-SG"/>
-        </w:rPr>
-      </w:pPr>
-      <w:r>
-        <w:rPr>
-          <w:b/>
-          <w:u w:val="single"/>
-          <w:lang w:val="en-SG"/>
-        </w:rPr>
+        <w:rPr>
+          <w:b/>
+          <w:u w:val="single"/>
+          <w:lang w:val="en-SG"/>
+        </w:rPr>
+      </w:pPr>
+      <w:r>
+        <w:rPr>
+          <w:b/>
+          <w:u w:val="single"/>
+          <w:lang w:val="en-SG"/>
+        </w:rPr>
+        <w:lastRenderedPageBreak/>
         <w:t>Tasks</w:t>
       </w:r>
     </w:p>
     <w:p>
       <w:pPr>
-        <w:pStyle w:val="Normal"/>
         <w:rPr>
           <w:b/>
           <w:sz w:val="36"/>
@@ -1977,7 +1727,6 @@
           <w:ilvl w:val="1"/>
           <w:numId w:val="7"/>
         </w:numPr>
-        <w:rPr/>
       </w:pPr>
       <w:r>
         <w:rPr>
@@ -1986,7 +1735,6 @@
         <w:t>How frequently and for how long do you intend to (virtually) meet within your group?</w:t>
       </w:r>
       <w:r>
-        <w:rPr/>
         <w:t xml:space="preserve"> </w:t>
       </w:r>
     </w:p>
@@ -2005,7 +1753,13 @@
         <w:rPr>
           <w:sz w:val="20"/>
         </w:rPr>
-        <w:t>Minimally once a week, for an hour, in hybrid meetings. (Uni + Zoom/Teams)</w:t>
+        <w:t xml:space="preserve">Minimally once a week, for an hour, in hybrid </w:t>
+      </w:r>
+      <w:r>
+        <w:rPr>
+          <w:sz w:val="20"/>
+        </w:rPr>
+        <w:t>meetings. (Uni + Zoom/Teams)</w:t>
       </w:r>
     </w:p>
     <w:p>
@@ -2015,8 +1769,7 @@
           <w:ilvl w:val="1"/>
           <w:numId w:val="7"/>
         </w:numPr>
-        <w:spacing w:before="0" w:after="0"/>
-        <w:rPr/>
+        <w:spacing w:after="0"/>
       </w:pPr>
       <w:r>
         <w:rPr>
@@ -2025,7 +1778,6 @@
         <w:t>What preparations should the group plan for before retrospective meetings?</w:t>
       </w:r>
       <w:r>
-        <w:rPr/>
         <w:t xml:space="preserve"> </w:t>
       </w:r>
     </w:p>
@@ -2036,7 +1788,7 @@
           <w:ilvl w:val="2"/>
           <w:numId w:val="7"/>
         </w:numPr>
-        <w:spacing w:before="0" w:after="0"/>
+        <w:spacing w:after="0"/>
         <w:rPr>
           <w:sz w:val="20"/>
         </w:rPr>
@@ -2055,7 +1807,7 @@
           <w:ilvl w:val="3"/>
           <w:numId w:val="7"/>
         </w:numPr>
-        <w:spacing w:before="0" w:after="0"/>
+        <w:spacing w:after="0"/>
         <w:rPr>
           <w:sz w:val="20"/>
         </w:rPr>
@@ -2074,7 +1826,7 @@
           <w:ilvl w:val="3"/>
           <w:numId w:val="7"/>
         </w:numPr>
-        <w:spacing w:before="0" w:after="0"/>
+        <w:spacing w:after="0"/>
         <w:rPr>
           <w:sz w:val="20"/>
         </w:rPr>
@@ -2093,7 +1845,7 @@
           <w:ilvl w:val="3"/>
           <w:numId w:val="7"/>
         </w:numPr>
-        <w:spacing w:before="0" w:after="0"/>
+        <w:spacing w:after="0"/>
         <w:rPr>
           <w:sz w:val="20"/>
         </w:rPr>
@@ -2112,7 +1864,7 @@
           <w:ilvl w:val="1"/>
           <w:numId w:val="7"/>
         </w:numPr>
-        <w:spacing w:before="0" w:after="0"/>
+        <w:spacing w:after="0"/>
         <w:rPr>
           <w:sz w:val="20"/>
         </w:rPr>
@@ -2131,7 +1883,7 @@
           <w:ilvl w:val="2"/>
           <w:numId w:val="7"/>
         </w:numPr>
-        <w:spacing w:before="0" w:after="0"/>
+        <w:spacing w:after="0"/>
         <w:rPr>
           <w:sz w:val="20"/>
         </w:rPr>
@@ -2150,7 +1902,7 @@
           <w:ilvl w:val="1"/>
           <w:numId w:val="7"/>
         </w:numPr>
-        <w:spacing w:before="0" w:after="0"/>
+        <w:spacing w:after="0"/>
         <w:rPr>
           <w:sz w:val="20"/>
         </w:rPr>
@@ -2173,7 +1925,6 @@
     <w:tbl>
       <w:tblPr>
         <w:tblW w:w="5000" w:type="pct"/>
-        <w:jc w:val="left"/>
         <w:tblInd w:w="-5" w:type="dxa"/>
         <w:tblLayout w:type="fixed"/>
         <w:tblCellMar>
@@ -2182,13 +1933,13 @@
           <w:bottom w:w="55" w:type="dxa"/>
           <w:right w:w="55" w:type="dxa"/>
         </w:tblCellMar>
+        <w:tblLook w:val="04A0" w:firstRow="1" w:lastRow="0" w:firstColumn="1" w:lastColumn="0" w:noHBand="0" w:noVBand="1"/>
       </w:tblPr>
       <w:tblGrid>
-        <w:gridCol w:w="4513"/>
-        <w:gridCol w:w="4513"/>
+        <w:gridCol w:w="4568"/>
+        <w:gridCol w:w="4568"/>
       </w:tblGrid>
       <w:tr>
-        <w:trPr/>
         <w:tc>
           <w:tcPr>
             <w:tcW w:w="4513" w:type="dxa"/>
@@ -2202,7 +1953,6 @@
           <w:p>
             <w:pPr>
               <w:pStyle w:val="TableContents"/>
-              <w:spacing w:before="0" w:after="160"/>
               <w:jc w:val="center"/>
               <w:rPr>
                 <w:sz w:val="20"/>
@@ -2212,13 +1962,7 @@
               <w:rPr>
                 <w:sz w:val="20"/>
               </w:rPr>
-              <w:t xml:space="preserve">Sprint 1 </w:t>
-            </w:r>
-            <w:r>
-              <w:rPr>
-                <w:sz w:val="20"/>
-              </w:rPr>
-              <w:t>(Week 4)</w:t>
+              <w:t>Sprint 1 (Week 4)</w:t>
             </w:r>
           </w:p>
         </w:tc>
@@ -2236,7 +1980,6 @@
           <w:p>
             <w:pPr>
               <w:pStyle w:val="TableContents"/>
-              <w:spacing w:before="0" w:after="160"/>
               <w:jc w:val="center"/>
               <w:rPr>
                 <w:sz w:val="20"/>
@@ -2252,7 +1995,6 @@
         </w:tc>
       </w:tr>
       <w:tr>
-        <w:trPr/>
         <w:tc>
           <w:tcPr>
             <w:tcW w:w="4513" w:type="dxa"/>
@@ -2265,7 +2007,6 @@
           <w:p>
             <w:pPr>
               <w:pStyle w:val="TableContents"/>
-              <w:spacing w:before="0" w:after="160"/>
               <w:jc w:val="center"/>
               <w:rPr>
                 <w:sz w:val="20"/>
@@ -2275,13 +2016,7 @@
               <w:rPr>
                 <w:sz w:val="20"/>
               </w:rPr>
-              <w:t xml:space="preserve">Sprint 2 </w:t>
-            </w:r>
-            <w:r>
-              <w:rPr>
-                <w:sz w:val="20"/>
-              </w:rPr>
-              <w:t>(Week 5)</w:t>
+              <w:t>Sprint 2 (Week 5)</w:t>
             </w:r>
           </w:p>
         </w:tc>
@@ -2298,7 +2033,6 @@
           <w:p>
             <w:pPr>
               <w:pStyle w:val="TableContents"/>
-              <w:spacing w:before="0" w:after="160"/>
               <w:jc w:val="center"/>
               <w:rPr>
                 <w:sz w:val="20"/>
@@ -2308,12 +2042,12 @@
               <w:rPr>
                 <w:sz w:val="20"/>
               </w:rPr>
+              <w:t>Myka</w:t>
             </w:r>
           </w:p>
         </w:tc>
       </w:tr>
       <w:tr>
-        <w:trPr/>
         <w:tc>
           <w:tcPr>
             <w:tcW w:w="4513" w:type="dxa"/>
@@ -2326,7 +2060,6 @@
           <w:p>
             <w:pPr>
               <w:pStyle w:val="TableContents"/>
-              <w:spacing w:before="0" w:after="160"/>
               <w:jc w:val="center"/>
               <w:rPr>
                 <w:sz w:val="20"/>
@@ -2336,13 +2069,7 @@
               <w:rPr>
                 <w:sz w:val="20"/>
               </w:rPr>
-              <w:t xml:space="preserve">Sprint 2 </w:t>
-            </w:r>
-            <w:r>
-              <w:rPr>
-                <w:sz w:val="20"/>
-              </w:rPr>
-              <w:t>(Week 6)</w:t>
+              <w:t>Sprint 2 (Week 6)</w:t>
             </w:r>
           </w:p>
         </w:tc>
@@ -2359,7 +2086,6 @@
           <w:p>
             <w:pPr>
               <w:pStyle w:val="TableContents"/>
-              <w:spacing w:before="0" w:after="160"/>
               <w:jc w:val="center"/>
               <w:rPr>
                 <w:sz w:val="20"/>
@@ -2369,12 +2095,12 @@
               <w:rPr>
                 <w:sz w:val="20"/>
               </w:rPr>
+              <w:t>Myka</w:t>
             </w:r>
           </w:p>
         </w:tc>
       </w:tr>
       <w:tr>
-        <w:trPr/>
         <w:tc>
           <w:tcPr>
             <w:tcW w:w="4513" w:type="dxa"/>
@@ -2387,7 +2113,6 @@
           <w:p>
             <w:pPr>
               <w:pStyle w:val="TableContents"/>
-              <w:spacing w:before="0" w:after="160"/>
               <w:jc w:val="center"/>
               <w:rPr>
                 <w:sz w:val="20"/>
@@ -2397,13 +2122,7 @@
               <w:rPr>
                 <w:sz w:val="20"/>
               </w:rPr>
-              <w:t xml:space="preserve">Sprint 3 </w:t>
-            </w:r>
-            <w:r>
-              <w:rPr>
-                <w:sz w:val="20"/>
-              </w:rPr>
-              <w:t>(Week 7)</w:t>
+              <w:t>Sprint 3 (Week 7)</w:t>
             </w:r>
           </w:p>
         </w:tc>
@@ -2420,7 +2139,6 @@
           <w:p>
             <w:pPr>
               <w:pStyle w:val="TableContents"/>
-              <w:spacing w:before="0" w:after="160"/>
               <w:jc w:val="center"/>
               <w:rPr>
                 <w:sz w:val="20"/>
@@ -2430,12 +2148,12 @@
               <w:rPr>
                 <w:sz w:val="20"/>
               </w:rPr>
+              <w:t>Daniel</w:t>
             </w:r>
           </w:p>
         </w:tc>
       </w:tr>
       <w:tr>
-        <w:trPr/>
         <w:tc>
           <w:tcPr>
             <w:tcW w:w="4513" w:type="dxa"/>
@@ -2448,7 +2166,6 @@
           <w:p>
             <w:pPr>
               <w:pStyle w:val="TableContents"/>
-              <w:spacing w:before="0" w:after="160"/>
               <w:jc w:val="center"/>
               <w:rPr>
                 <w:sz w:val="20"/>
@@ -2458,13 +2175,7 @@
               <w:rPr>
                 <w:sz w:val="20"/>
               </w:rPr>
-              <w:t xml:space="preserve">Sprint 3 </w:t>
-            </w:r>
-            <w:r>
-              <w:rPr>
-                <w:sz w:val="20"/>
-              </w:rPr>
-              <w:t>(Week 8)</w:t>
+              <w:t>Sprint 3 (Week 8)</w:t>
             </w:r>
           </w:p>
         </w:tc>
@@ -2481,22 +2192,15 @@
           <w:p>
             <w:pPr>
               <w:pStyle w:val="TableContents"/>
-              <w:spacing w:before="0" w:after="160"/>
               <w:jc w:val="center"/>
               <w:rPr>
                 <w:sz w:val="20"/>
               </w:rPr>
             </w:pPr>
-            <w:r>
-              <w:rPr>
-                <w:sz w:val="20"/>
-              </w:rPr>
-            </w:r>
           </w:p>
         </w:tc>
       </w:tr>
       <w:tr>
-        <w:trPr/>
         <w:tc>
           <w:tcPr>
             <w:tcW w:w="4513" w:type="dxa"/>
@@ -2509,7 +2213,6 @@
           <w:p>
             <w:pPr>
               <w:pStyle w:val="TableContents"/>
-              <w:spacing w:before="0" w:after="160"/>
               <w:jc w:val="center"/>
               <w:rPr>
                 <w:sz w:val="20"/>
@@ -2519,13 +2222,7 @@
               <w:rPr>
                 <w:sz w:val="20"/>
               </w:rPr>
-              <w:t xml:space="preserve">Sprint 4 </w:t>
-            </w:r>
-            <w:r>
-              <w:rPr>
-                <w:sz w:val="20"/>
-              </w:rPr>
-              <w:t>(Week 9)</w:t>
+              <w:t>Sprint 4 (Week 9)</w:t>
             </w:r>
           </w:p>
         </w:tc>
@@ -2542,7 +2239,6 @@
           <w:p>
             <w:pPr>
               <w:pStyle w:val="TableContents"/>
-              <w:spacing w:before="0" w:after="160"/>
               <w:jc w:val="center"/>
               <w:rPr>
                 <w:sz w:val="20"/>
@@ -2552,12 +2248,12 @@
               <w:rPr>
                 <w:sz w:val="20"/>
               </w:rPr>
+              <w:t>Malambo</w:t>
             </w:r>
           </w:p>
         </w:tc>
       </w:tr>
       <w:tr>
-        <w:trPr/>
         <w:tc>
           <w:tcPr>
             <w:tcW w:w="4513" w:type="dxa"/>
@@ -2570,7 +2266,6 @@
           <w:p>
             <w:pPr>
               <w:pStyle w:val="TableContents"/>
-              <w:spacing w:before="0" w:after="160"/>
               <w:jc w:val="center"/>
               <w:rPr>
                 <w:sz w:val="20"/>
@@ -2580,13 +2275,7 @@
               <w:rPr>
                 <w:sz w:val="20"/>
               </w:rPr>
-              <w:t xml:space="preserve">Sprint 4 </w:t>
-            </w:r>
-            <w:r>
-              <w:rPr>
-                <w:sz w:val="20"/>
-              </w:rPr>
-              <w:t>(Week 10)</w:t>
+              <w:t>Sprint 4 (Week 10)</w:t>
             </w:r>
           </w:p>
         </w:tc>
@@ -2603,22 +2292,15 @@
           <w:p>
             <w:pPr>
               <w:pStyle w:val="TableContents"/>
-              <w:spacing w:before="0" w:after="160"/>
               <w:jc w:val="center"/>
               <w:rPr>
                 <w:sz w:val="20"/>
               </w:rPr>
             </w:pPr>
-            <w:r>
-              <w:rPr>
-                <w:sz w:val="20"/>
-              </w:rPr>
-            </w:r>
           </w:p>
         </w:tc>
       </w:tr>
       <w:tr>
-        <w:trPr/>
         <w:tc>
           <w:tcPr>
             <w:tcW w:w="4513" w:type="dxa"/>
@@ -2631,7 +2313,6 @@
           <w:p>
             <w:pPr>
               <w:pStyle w:val="TableContents"/>
-              <w:spacing w:before="0" w:after="160"/>
               <w:jc w:val="center"/>
               <w:rPr>
                 <w:sz w:val="20"/>
@@ -2641,13 +2322,7 @@
               <w:rPr>
                 <w:sz w:val="20"/>
               </w:rPr>
-              <w:t xml:space="preserve">Sprint 5 </w:t>
-            </w:r>
-            <w:r>
-              <w:rPr>
-                <w:sz w:val="20"/>
-              </w:rPr>
-              <w:t>(Week 11)</w:t>
+              <w:t>Sprint 5 (Week 11)</w:t>
             </w:r>
           </w:p>
         </w:tc>
@@ -2664,7 +2339,6 @@
           <w:p>
             <w:pPr>
               <w:pStyle w:val="TableContents"/>
-              <w:spacing w:before="0" w:after="160"/>
               <w:jc w:val="center"/>
               <w:rPr>
                 <w:sz w:val="20"/>
@@ -2674,12 +2348,12 @@
               <w:rPr>
                 <w:sz w:val="20"/>
               </w:rPr>
+              <w:t>Oliver</w:t>
             </w:r>
           </w:p>
         </w:tc>
       </w:tr>
       <w:tr>
-        <w:trPr/>
         <w:tc>
           <w:tcPr>
             <w:tcW w:w="4513" w:type="dxa"/>
@@ -2692,7 +2366,6 @@
           <w:p>
             <w:pPr>
               <w:pStyle w:val="TableContents"/>
-              <w:spacing w:before="0" w:after="160"/>
               <w:jc w:val="center"/>
               <w:rPr>
                 <w:sz w:val="20"/>
@@ -2702,7 +2375,13 @@
               <w:rPr>
                 <w:sz w:val="20"/>
               </w:rPr>
-              <w:t>Sprint 5 (Week 12)</w:t>
+              <w:t xml:space="preserve">Sprint 5 </w:t>
+            </w:r>
+            <w:r>
+              <w:rPr>
+                <w:sz w:val="20"/>
+              </w:rPr>
+              <w:t>(Week 12)</w:t>
             </w:r>
           </w:p>
         </w:tc>
@@ -2719,17 +2398,11 @@
           <w:p>
             <w:pPr>
               <w:pStyle w:val="TableContents"/>
-              <w:spacing w:before="0" w:after="160"/>
               <w:jc w:val="center"/>
               <w:rPr>
                 <w:sz w:val="20"/>
               </w:rPr>
             </w:pPr>
-            <w:r>
-              <w:rPr>
-                <w:sz w:val="20"/>
-              </w:rPr>
-            </w:r>
           </w:p>
         </w:tc>
       </w:tr>
@@ -2741,20 +2414,13 @@
           <w:ilvl w:val="2"/>
           <w:numId w:val="7"/>
         </w:numPr>
-        <w:spacing w:before="0" w:after="0"/>
+        <w:spacing w:after="0"/>
         <w:rPr>
           <w:b/>
           <w:bCs/>
           <w:sz w:val="20"/>
         </w:rPr>
       </w:pPr>
-      <w:r>
-        <w:rPr>
-          <w:b/>
-          <w:bCs/>
-          <w:sz w:val="20"/>
-        </w:rPr>
-      </w:r>
     </w:p>
     <w:p>
       <w:pPr>
@@ -2853,8 +2519,6 @@
           <w:ilvl w:val="1"/>
           <w:numId w:val="6"/>
         </w:numPr>
-        <w:spacing w:before="0" w:after="160"/>
-        <w:contextualSpacing/>
         <w:rPr>
           <w:b/>
           <w:highlight w:val="green"/>
@@ -2867,25 +2531,27 @@
           <w:highlight w:val="green"/>
           <w:lang w:val="en-SG"/>
         </w:rPr>
+        <w:lastRenderedPageBreak/>
         <w:t>Definition of Done - Armaan</w:t>
       </w:r>
     </w:p>
     <w:sectPr>
-      <w:type w:val="nextPage"/>
       <w:pgSz w:w="11906" w:h="16838"/>
-      <w:pgMar w:left="1440" w:right="1440" w:gutter="0" w:header="0" w:top="1440" w:footer="0" w:bottom="1440"/>
-      <w:pgNumType w:fmt="decimal"/>
-      <w:formProt w:val="false"/>
-      <w:textDirection w:val="lrTb"/>
-      <w:docGrid w:type="default" w:linePitch="360" w:charSpace="0"/>
+      <w:pgMar w:top="1440" w:right="1440" w:bottom="1440" w:left="1440" w:header="0" w:footer="0" w:gutter="0"/>
+      <w:cols w:space="720"/>
+      <w:formProt w:val="0"/>
+      <w:docGrid w:linePitch="360"/>
     </w:sectPr>
   </w:body>
 </w:document>
 </file>
 
 <file path=word/numbering.xml><?xml version="1.0" encoding="utf-8"?>
-<w:numbering xmlns:w="http://schemas.openxmlformats.org/wordprocessingml/2006/main" xmlns:o="urn:schemas-microsoft-com:office:office" xmlns:r="http://schemas.openxmlformats.org/officeDocument/2006/relationships" xmlns:v="urn:schemas-microsoft-com:vml" xmlns:mc="http://schemas.openxmlformats.org/markup-compatibility/2006" xmlns:w14="http://schemas.microsoft.com/office/word/2010/wordml" mc:Ignorable="w14">
-  <w:abstractNum w:abstractNumId="1">
+<w:numbering xmlns:wpc="http://schemas.microsoft.com/office/word/2010/wordprocessingCanvas" xmlns:cx="http://schemas.microsoft.com/office/drawing/2014/chartex" xmlns:cx1="http://schemas.microsoft.com/office/drawing/2015/9/8/chartex" xmlns:cx2="http://schemas.microsoft.com/office/drawing/2015/10/21/chartex" xmlns:cx3="http://schemas.microsoft.com/office/drawing/2016/5/9/chartex" xmlns:cx4="http://schemas.microsoft.com/office/drawing/2016/5/10/chartex" xmlns:cx5="http://schemas.microsoft.com/office/drawing/2016/5/11/chartex" xmlns:cx6="http://schemas.microsoft.com/office/drawing/2016/5/12/chartex" xmlns:cx7="http://schemas.microsoft.com/office/drawing/2016/5/13/chartex" xmlns:cx8="http://schemas.microsoft.com/office/drawing/2016/5/14/chartex" xmlns:mc="http://schemas.openxmlformats.org/markup-compatibility/2006" xmlns:aink="http://schemas.microsoft.com/office/drawing/2016/ink" xmlns:am3d="http://schemas.microsoft.com/office/drawing/2017/model3d" xmlns:o="urn:schemas-microsoft-com:office:office" xmlns:oel="http://schemas.microsoft.com/office/2019/extlst" xmlns:r="http://schemas.openxmlformats.org/officeDocument/2006/relationships" xmlns:m="http://schemas.openxmlformats.org/officeDocument/2006/math" xmlns:v="urn:schemas-microsoft-com:vml" xmlns:wp14="http://schemas.microsoft.com/office/word/2010/wordprocessingDrawing" xmlns:wp="http://schemas.openxmlformats.org/drawingml/2006/wordprocessingDrawing" xmlns:w10="urn:schemas-microsoft-com:office:word" xmlns:w="http://schemas.openxmlformats.org/wordprocessingml/2006/main" xmlns:w14="http://schemas.microsoft.com/office/word/2010/wordml" xmlns:w15="http://schemas.microsoft.com/office/word/2012/wordml" xmlns:w16cex="http://schemas.microsoft.com/office/word/2018/wordml/cex" xmlns:w16cid="http://schemas.microsoft.com/office/word/2016/wordml/cid" xmlns:w16="http://schemas.microsoft.com/office/word/2018/wordml" xmlns:w16du="http://schemas.microsoft.com/office/word/2023/wordml/word16du" xmlns:w16sdtdh="http://schemas.microsoft.com/office/word/2020/wordml/sdtdatahash" xmlns:w16se="http://schemas.microsoft.com/office/word/2015/wordml/symex" xmlns:wpg="http://schemas.microsoft.com/office/word/2010/wordprocessingGroup" xmlns:wpi="http://schemas.microsoft.com/office/word/2010/wordprocessingInk" xmlns:wne="http://schemas.microsoft.com/office/word/2006/wordml" xmlns:wps="http://schemas.microsoft.com/office/word/2010/wordprocessingShape" mc:Ignorable="w14 w15 w16se w16cid w16 w16cex w16sdtdh w16du wp14">
+  <w:abstractNum w:abstractNumId="0" w15:restartNumberingAfterBreak="0">
+    <w:nsid w:val="0580314B"/>
+    <w:multiLevelType w:val="multilevel"/>
+    <w:tmpl w:val="9D88DA38"/>
     <w:lvl w:ilvl="0">
       <w:start w:val="1"/>
       <w:numFmt w:val="decimal"/>
@@ -2897,7 +2563,696 @@
         </w:tabs>
         <w:ind w:left="720" w:hanging="360"/>
       </w:pPr>
-      <w:rPr/>
+    </w:lvl>
+    <w:lvl w:ilvl="1">
+      <w:start w:val="1"/>
+      <w:numFmt w:val="lowerLetter"/>
+      <w:lvlText w:val="%2."/>
+      <w:lvlJc w:val="left"/>
+      <w:pPr>
+        <w:tabs>
+          <w:tab w:val="num" w:pos="0"/>
+        </w:tabs>
+        <w:ind w:left="1440" w:hanging="360"/>
+      </w:pPr>
+    </w:lvl>
+    <w:lvl w:ilvl="2">
+      <w:start w:val="1"/>
+      <w:numFmt w:val="lowerRoman"/>
+      <w:lvlText w:val="%3."/>
+      <w:lvlJc w:val="right"/>
+      <w:pPr>
+        <w:tabs>
+          <w:tab w:val="num" w:pos="0"/>
+        </w:tabs>
+        <w:ind w:left="2160" w:hanging="180"/>
+      </w:pPr>
+    </w:lvl>
+    <w:lvl w:ilvl="3">
+      <w:start w:val="1"/>
+      <w:numFmt w:val="decimal"/>
+      <w:lvlText w:val="%4."/>
+      <w:lvlJc w:val="left"/>
+      <w:pPr>
+        <w:tabs>
+          <w:tab w:val="num" w:pos="0"/>
+        </w:tabs>
+        <w:ind w:left="2880" w:hanging="360"/>
+      </w:pPr>
+    </w:lvl>
+    <w:lvl w:ilvl="4">
+      <w:start w:val="1"/>
+      <w:numFmt w:val="lowerLetter"/>
+      <w:lvlText w:val="%5."/>
+      <w:lvlJc w:val="left"/>
+      <w:pPr>
+        <w:tabs>
+          <w:tab w:val="num" w:pos="0"/>
+        </w:tabs>
+        <w:ind w:left="3600" w:hanging="360"/>
+      </w:pPr>
+    </w:lvl>
+    <w:lvl w:ilvl="5">
+      <w:start w:val="1"/>
+      <w:numFmt w:val="lowerRoman"/>
+      <w:lvlText w:val="%6."/>
+      <w:lvlJc w:val="right"/>
+      <w:pPr>
+        <w:tabs>
+          <w:tab w:val="num" w:pos="0"/>
+        </w:tabs>
+        <w:ind w:left="4320" w:hanging="180"/>
+      </w:pPr>
+    </w:lvl>
+    <w:lvl w:ilvl="6">
+      <w:start w:val="1"/>
+      <w:numFmt w:val="decimal"/>
+      <w:lvlText w:val="%7."/>
+      <w:lvlJc w:val="left"/>
+      <w:pPr>
+        <w:tabs>
+          <w:tab w:val="num" w:pos="0"/>
+        </w:tabs>
+        <w:ind w:left="5040" w:hanging="360"/>
+      </w:pPr>
+    </w:lvl>
+    <w:lvl w:ilvl="7">
+      <w:start w:val="1"/>
+      <w:numFmt w:val="lowerLetter"/>
+      <w:lvlText w:val="%8."/>
+      <w:lvlJc w:val="left"/>
+      <w:pPr>
+        <w:tabs>
+          <w:tab w:val="num" w:pos="0"/>
+        </w:tabs>
+        <w:ind w:left="5760" w:hanging="360"/>
+      </w:pPr>
+    </w:lvl>
+    <w:lvl w:ilvl="8">
+      <w:start w:val="1"/>
+      <w:numFmt w:val="lowerRoman"/>
+      <w:lvlText w:val="%9."/>
+      <w:lvlJc w:val="right"/>
+      <w:pPr>
+        <w:tabs>
+          <w:tab w:val="num" w:pos="0"/>
+        </w:tabs>
+        <w:ind w:left="6480" w:hanging="180"/>
+      </w:pPr>
+    </w:lvl>
+  </w:abstractNum>
+  <w:abstractNum w:abstractNumId="1" w15:restartNumberingAfterBreak="0">
+    <w:nsid w:val="1FFD6F37"/>
+    <w:multiLevelType w:val="multilevel"/>
+    <w:tmpl w:val="C714C0B0"/>
+    <w:lvl w:ilvl="0">
+      <w:start w:val="1"/>
+      <w:numFmt w:val="decimal"/>
+      <w:lvlText w:val="%1."/>
+      <w:lvlJc w:val="left"/>
+      <w:pPr>
+        <w:tabs>
+          <w:tab w:val="num" w:pos="0"/>
+        </w:tabs>
+        <w:ind w:left="720" w:hanging="360"/>
+      </w:pPr>
+    </w:lvl>
+    <w:lvl w:ilvl="1">
+      <w:start w:val="1"/>
+      <w:numFmt w:val="lowerLetter"/>
+      <w:lvlText w:val="%2."/>
+      <w:lvlJc w:val="left"/>
+      <w:pPr>
+        <w:tabs>
+          <w:tab w:val="num" w:pos="0"/>
+        </w:tabs>
+        <w:ind w:left="1440" w:hanging="360"/>
+      </w:pPr>
+    </w:lvl>
+    <w:lvl w:ilvl="2">
+      <w:start w:val="1"/>
+      <w:numFmt w:val="lowerRoman"/>
+      <w:lvlText w:val="%3."/>
+      <w:lvlJc w:val="right"/>
+      <w:pPr>
+        <w:tabs>
+          <w:tab w:val="num" w:pos="0"/>
+        </w:tabs>
+        <w:ind w:left="2160" w:hanging="180"/>
+      </w:pPr>
+    </w:lvl>
+    <w:lvl w:ilvl="3">
+      <w:start w:val="1"/>
+      <w:numFmt w:val="decimal"/>
+      <w:lvlText w:val="%4."/>
+      <w:lvlJc w:val="left"/>
+      <w:pPr>
+        <w:tabs>
+          <w:tab w:val="num" w:pos="0"/>
+        </w:tabs>
+        <w:ind w:left="2880" w:hanging="360"/>
+      </w:pPr>
+    </w:lvl>
+    <w:lvl w:ilvl="4">
+      <w:start w:val="1"/>
+      <w:numFmt w:val="lowerLetter"/>
+      <w:lvlText w:val="%5."/>
+      <w:lvlJc w:val="left"/>
+      <w:pPr>
+        <w:tabs>
+          <w:tab w:val="num" w:pos="0"/>
+        </w:tabs>
+        <w:ind w:left="3600" w:hanging="360"/>
+      </w:pPr>
+    </w:lvl>
+    <w:lvl w:ilvl="5">
+      <w:start w:val="1"/>
+      <w:numFmt w:val="lowerRoman"/>
+      <w:lvlText w:val="%6."/>
+      <w:lvlJc w:val="right"/>
+      <w:pPr>
+        <w:tabs>
+          <w:tab w:val="num" w:pos="0"/>
+        </w:tabs>
+        <w:ind w:left="4320" w:hanging="180"/>
+      </w:pPr>
+    </w:lvl>
+    <w:lvl w:ilvl="6">
+      <w:start w:val="1"/>
+      <w:numFmt w:val="decimal"/>
+      <w:lvlText w:val="%7."/>
+      <w:lvlJc w:val="left"/>
+      <w:pPr>
+        <w:tabs>
+          <w:tab w:val="num" w:pos="0"/>
+        </w:tabs>
+        <w:ind w:left="5040" w:hanging="360"/>
+      </w:pPr>
+    </w:lvl>
+    <w:lvl w:ilvl="7">
+      <w:start w:val="1"/>
+      <w:numFmt w:val="lowerLetter"/>
+      <w:lvlText w:val="%8."/>
+      <w:lvlJc w:val="left"/>
+      <w:pPr>
+        <w:tabs>
+          <w:tab w:val="num" w:pos="0"/>
+        </w:tabs>
+        <w:ind w:left="5760" w:hanging="360"/>
+      </w:pPr>
+    </w:lvl>
+    <w:lvl w:ilvl="8">
+      <w:start w:val="1"/>
+      <w:numFmt w:val="lowerRoman"/>
+      <w:lvlText w:val="%9."/>
+      <w:lvlJc w:val="right"/>
+      <w:pPr>
+        <w:tabs>
+          <w:tab w:val="num" w:pos="0"/>
+        </w:tabs>
+        <w:ind w:left="6480" w:hanging="180"/>
+      </w:pPr>
+    </w:lvl>
+  </w:abstractNum>
+  <w:abstractNum w:abstractNumId="2" w15:restartNumberingAfterBreak="0">
+    <w:nsid w:val="24131317"/>
+    <w:multiLevelType w:val="multilevel"/>
+    <w:tmpl w:val="1EE823C2"/>
+    <w:lvl w:ilvl="0">
+      <w:start w:val="1"/>
+      <w:numFmt w:val="lowerRoman"/>
+      <w:lvlText w:val="%1."/>
+      <w:lvlJc w:val="right"/>
+      <w:pPr>
+        <w:tabs>
+          <w:tab w:val="num" w:pos="0"/>
+        </w:tabs>
+        <w:ind w:left="1440" w:hanging="360"/>
+      </w:pPr>
+    </w:lvl>
+    <w:lvl w:ilvl="1">
+      <w:start w:val="1"/>
+      <w:numFmt w:val="lowerLetter"/>
+      <w:lvlText w:val="%2."/>
+      <w:lvlJc w:val="left"/>
+      <w:pPr>
+        <w:tabs>
+          <w:tab w:val="num" w:pos="0"/>
+        </w:tabs>
+        <w:ind w:left="2160" w:hanging="360"/>
+      </w:pPr>
+    </w:lvl>
+    <w:lvl w:ilvl="2">
+      <w:start w:val="1"/>
+      <w:numFmt w:val="lowerRoman"/>
+      <w:lvlText w:val="%3."/>
+      <w:lvlJc w:val="right"/>
+      <w:pPr>
+        <w:tabs>
+          <w:tab w:val="num" w:pos="0"/>
+        </w:tabs>
+        <w:ind w:left="2880" w:hanging="180"/>
+      </w:pPr>
+    </w:lvl>
+    <w:lvl w:ilvl="3">
+      <w:start w:val="1"/>
+      <w:numFmt w:val="decimal"/>
+      <w:lvlText w:val="%4."/>
+      <w:lvlJc w:val="left"/>
+      <w:pPr>
+        <w:tabs>
+          <w:tab w:val="num" w:pos="0"/>
+        </w:tabs>
+        <w:ind w:left="3600" w:hanging="360"/>
+      </w:pPr>
+    </w:lvl>
+    <w:lvl w:ilvl="4">
+      <w:start w:val="1"/>
+      <w:numFmt w:val="lowerLetter"/>
+      <w:lvlText w:val="%5."/>
+      <w:lvlJc w:val="left"/>
+      <w:pPr>
+        <w:tabs>
+          <w:tab w:val="num" w:pos="0"/>
+        </w:tabs>
+        <w:ind w:left="4320" w:hanging="360"/>
+      </w:pPr>
+    </w:lvl>
+    <w:lvl w:ilvl="5">
+      <w:start w:val="1"/>
+      <w:numFmt w:val="lowerRoman"/>
+      <w:lvlText w:val="%6."/>
+      <w:lvlJc w:val="right"/>
+      <w:pPr>
+        <w:tabs>
+          <w:tab w:val="num" w:pos="0"/>
+        </w:tabs>
+        <w:ind w:left="5040" w:hanging="180"/>
+      </w:pPr>
+    </w:lvl>
+    <w:lvl w:ilvl="6">
+      <w:start w:val="1"/>
+      <w:numFmt w:val="decimal"/>
+      <w:lvlText w:val="%7."/>
+      <w:lvlJc w:val="left"/>
+      <w:pPr>
+        <w:tabs>
+          <w:tab w:val="num" w:pos="0"/>
+        </w:tabs>
+        <w:ind w:left="5760" w:hanging="360"/>
+      </w:pPr>
+    </w:lvl>
+    <w:lvl w:ilvl="7">
+      <w:start w:val="1"/>
+      <w:numFmt w:val="lowerLetter"/>
+      <w:lvlText w:val="%8."/>
+      <w:lvlJc w:val="left"/>
+      <w:pPr>
+        <w:tabs>
+          <w:tab w:val="num" w:pos="0"/>
+        </w:tabs>
+        <w:ind w:left="6480" w:hanging="360"/>
+      </w:pPr>
+    </w:lvl>
+    <w:lvl w:ilvl="8">
+      <w:start w:val="1"/>
+      <w:numFmt w:val="lowerRoman"/>
+      <w:lvlText w:val="%9."/>
+      <w:lvlJc w:val="right"/>
+      <w:pPr>
+        <w:tabs>
+          <w:tab w:val="num" w:pos="0"/>
+        </w:tabs>
+        <w:ind w:left="7200" w:hanging="180"/>
+      </w:pPr>
+    </w:lvl>
+  </w:abstractNum>
+  <w:abstractNum w:abstractNumId="3" w15:restartNumberingAfterBreak="0">
+    <w:nsid w:val="340306CB"/>
+    <w:multiLevelType w:val="multilevel"/>
+    <w:tmpl w:val="89D4F3EE"/>
+    <w:lvl w:ilvl="0">
+      <w:start w:val="1"/>
+      <w:numFmt w:val="decimal"/>
+      <w:lvlText w:val="%1."/>
+      <w:lvlJc w:val="left"/>
+      <w:pPr>
+        <w:tabs>
+          <w:tab w:val="num" w:pos="0"/>
+        </w:tabs>
+        <w:ind w:left="720" w:hanging="360"/>
+      </w:pPr>
+    </w:lvl>
+    <w:lvl w:ilvl="1">
+      <w:start w:val="1"/>
+      <w:numFmt w:val="bullet"/>
+      <w:lvlText w:val=""/>
+      <w:lvlJc w:val="left"/>
+      <w:pPr>
+        <w:tabs>
+          <w:tab w:val="num" w:pos="0"/>
+        </w:tabs>
+        <w:ind w:left="1440" w:hanging="360"/>
+      </w:pPr>
+      <w:rPr>
+        <w:rFonts w:ascii="Symbol" w:hAnsi="Symbol" w:cs="Symbol" w:hint="default"/>
+      </w:rPr>
+    </w:lvl>
+    <w:lvl w:ilvl="2">
+      <w:start w:val="1"/>
+      <w:numFmt w:val="lowerRoman"/>
+      <w:lvlText w:val="%3."/>
+      <w:lvlJc w:val="right"/>
+      <w:pPr>
+        <w:tabs>
+          <w:tab w:val="num" w:pos="0"/>
+        </w:tabs>
+        <w:ind w:left="2160" w:hanging="180"/>
+      </w:pPr>
+    </w:lvl>
+    <w:lvl w:ilvl="3">
+      <w:start w:val="1"/>
+      <w:numFmt w:val="decimal"/>
+      <w:lvlText w:val="%4."/>
+      <w:lvlJc w:val="left"/>
+      <w:pPr>
+        <w:tabs>
+          <w:tab w:val="num" w:pos="0"/>
+        </w:tabs>
+        <w:ind w:left="2880" w:hanging="360"/>
+      </w:pPr>
+    </w:lvl>
+    <w:lvl w:ilvl="4">
+      <w:start w:val="1"/>
+      <w:numFmt w:val="lowerLetter"/>
+      <w:lvlText w:val="%5."/>
+      <w:lvlJc w:val="left"/>
+      <w:pPr>
+        <w:tabs>
+          <w:tab w:val="num" w:pos="0"/>
+        </w:tabs>
+        <w:ind w:left="3600" w:hanging="360"/>
+      </w:pPr>
+    </w:lvl>
+    <w:lvl w:ilvl="5">
+      <w:start w:val="1"/>
+      <w:numFmt w:val="lowerRoman"/>
+      <w:lvlText w:val="%6."/>
+      <w:lvlJc w:val="right"/>
+      <w:pPr>
+        <w:tabs>
+          <w:tab w:val="num" w:pos="0"/>
+        </w:tabs>
+        <w:ind w:left="4320" w:hanging="180"/>
+      </w:pPr>
+    </w:lvl>
+    <w:lvl w:ilvl="6">
+      <w:start w:val="1"/>
+      <w:numFmt w:val="decimal"/>
+      <w:lvlText w:val="%7."/>
+      <w:lvlJc w:val="left"/>
+      <w:pPr>
+        <w:tabs>
+          <w:tab w:val="num" w:pos="0"/>
+        </w:tabs>
+        <w:ind w:left="5040" w:hanging="360"/>
+      </w:pPr>
+    </w:lvl>
+    <w:lvl w:ilvl="7">
+      <w:start w:val="1"/>
+      <w:numFmt w:val="lowerLetter"/>
+      <w:lvlText w:val="%8."/>
+      <w:lvlJc w:val="left"/>
+      <w:pPr>
+        <w:tabs>
+          <w:tab w:val="num" w:pos="0"/>
+        </w:tabs>
+        <w:ind w:left="5760" w:hanging="360"/>
+      </w:pPr>
+    </w:lvl>
+    <w:lvl w:ilvl="8">
+      <w:start w:val="1"/>
+      <w:numFmt w:val="lowerRoman"/>
+      <w:lvlText w:val="%9."/>
+      <w:lvlJc w:val="right"/>
+      <w:pPr>
+        <w:tabs>
+          <w:tab w:val="num" w:pos="0"/>
+        </w:tabs>
+        <w:ind w:left="6480" w:hanging="180"/>
+      </w:pPr>
+    </w:lvl>
+  </w:abstractNum>
+  <w:abstractNum w:abstractNumId="4" w15:restartNumberingAfterBreak="0">
+    <w:nsid w:val="358615D5"/>
+    <w:multiLevelType w:val="multilevel"/>
+    <w:tmpl w:val="8ADEFD5C"/>
+    <w:lvl w:ilvl="0">
+      <w:start w:val="1"/>
+      <w:numFmt w:val="decimal"/>
+      <w:lvlText w:val="%1."/>
+      <w:lvlJc w:val="left"/>
+      <w:pPr>
+        <w:tabs>
+          <w:tab w:val="num" w:pos="0"/>
+        </w:tabs>
+        <w:ind w:left="720" w:hanging="360"/>
+      </w:pPr>
+    </w:lvl>
+    <w:lvl w:ilvl="1">
+      <w:start w:val="1"/>
+      <w:numFmt w:val="lowerLetter"/>
+      <w:lvlText w:val="%2."/>
+      <w:lvlJc w:val="left"/>
+      <w:pPr>
+        <w:tabs>
+          <w:tab w:val="num" w:pos="0"/>
+        </w:tabs>
+        <w:ind w:left="1440" w:hanging="360"/>
+      </w:pPr>
+    </w:lvl>
+    <w:lvl w:ilvl="2">
+      <w:start w:val="1"/>
+      <w:numFmt w:val="lowerRoman"/>
+      <w:lvlText w:val="%3."/>
+      <w:lvlJc w:val="right"/>
+      <w:pPr>
+        <w:tabs>
+          <w:tab w:val="num" w:pos="0"/>
+        </w:tabs>
+        <w:ind w:left="2160" w:hanging="180"/>
+      </w:pPr>
+    </w:lvl>
+    <w:lvl w:ilvl="3">
+      <w:start w:val="1"/>
+      <w:numFmt w:val="decimal"/>
+      <w:lvlText w:val="%4."/>
+      <w:lvlJc w:val="left"/>
+      <w:pPr>
+        <w:tabs>
+          <w:tab w:val="num" w:pos="0"/>
+        </w:tabs>
+        <w:ind w:left="2880" w:hanging="360"/>
+      </w:pPr>
+    </w:lvl>
+    <w:lvl w:ilvl="4">
+      <w:start w:val="1"/>
+      <w:numFmt w:val="lowerLetter"/>
+      <w:lvlText w:val="%5."/>
+      <w:lvlJc w:val="left"/>
+      <w:pPr>
+        <w:tabs>
+          <w:tab w:val="num" w:pos="0"/>
+        </w:tabs>
+        <w:ind w:left="3600" w:hanging="360"/>
+      </w:pPr>
+    </w:lvl>
+    <w:lvl w:ilvl="5">
+      <w:start w:val="1"/>
+      <w:numFmt w:val="lowerRoman"/>
+      <w:lvlText w:val="%6."/>
+      <w:lvlJc w:val="right"/>
+      <w:pPr>
+        <w:tabs>
+          <w:tab w:val="num" w:pos="0"/>
+        </w:tabs>
+        <w:ind w:left="4320" w:hanging="180"/>
+      </w:pPr>
+    </w:lvl>
+    <w:lvl w:ilvl="6">
+      <w:start w:val="1"/>
+      <w:numFmt w:val="decimal"/>
+      <w:lvlText w:val="%7."/>
+      <w:lvlJc w:val="left"/>
+      <w:pPr>
+        <w:tabs>
+          <w:tab w:val="num" w:pos="0"/>
+        </w:tabs>
+        <w:ind w:left="5040" w:hanging="360"/>
+      </w:pPr>
+    </w:lvl>
+    <w:lvl w:ilvl="7">
+      <w:start w:val="1"/>
+      <w:numFmt w:val="lowerLetter"/>
+      <w:lvlText w:val="%8."/>
+      <w:lvlJc w:val="left"/>
+      <w:pPr>
+        <w:tabs>
+          <w:tab w:val="num" w:pos="0"/>
+        </w:tabs>
+        <w:ind w:left="5760" w:hanging="360"/>
+      </w:pPr>
+    </w:lvl>
+    <w:lvl w:ilvl="8">
+      <w:start w:val="1"/>
+      <w:numFmt w:val="lowerRoman"/>
+      <w:lvlText w:val="%9."/>
+      <w:lvlJc w:val="right"/>
+      <w:pPr>
+        <w:tabs>
+          <w:tab w:val="num" w:pos="0"/>
+        </w:tabs>
+        <w:ind w:left="6480" w:hanging="180"/>
+      </w:pPr>
+    </w:lvl>
+  </w:abstractNum>
+  <w:abstractNum w:abstractNumId="5" w15:restartNumberingAfterBreak="0">
+    <w:nsid w:val="3C292A88"/>
+    <w:multiLevelType w:val="multilevel"/>
+    <w:tmpl w:val="9FD4F0AC"/>
+    <w:lvl w:ilvl="0">
+      <w:start w:val="1"/>
+      <w:numFmt w:val="none"/>
+      <w:suff w:val="nothing"/>
+      <w:lvlText w:val=""/>
+      <w:lvlJc w:val="left"/>
+      <w:pPr>
+        <w:tabs>
+          <w:tab w:val="num" w:pos="0"/>
+        </w:tabs>
+        <w:ind w:left="0" w:firstLine="0"/>
+      </w:pPr>
+    </w:lvl>
+    <w:lvl w:ilvl="1">
+      <w:start w:val="1"/>
+      <w:numFmt w:val="none"/>
+      <w:suff w:val="nothing"/>
+      <w:lvlText w:val=""/>
+      <w:lvlJc w:val="left"/>
+      <w:pPr>
+        <w:tabs>
+          <w:tab w:val="num" w:pos="0"/>
+        </w:tabs>
+        <w:ind w:left="0" w:firstLine="0"/>
+      </w:pPr>
+    </w:lvl>
+    <w:lvl w:ilvl="2">
+      <w:start w:val="1"/>
+      <w:numFmt w:val="none"/>
+      <w:suff w:val="nothing"/>
+      <w:lvlText w:val=""/>
+      <w:lvlJc w:val="left"/>
+      <w:pPr>
+        <w:tabs>
+          <w:tab w:val="num" w:pos="0"/>
+        </w:tabs>
+        <w:ind w:left="0" w:firstLine="0"/>
+      </w:pPr>
+    </w:lvl>
+    <w:lvl w:ilvl="3">
+      <w:start w:val="1"/>
+      <w:numFmt w:val="none"/>
+      <w:suff w:val="nothing"/>
+      <w:lvlText w:val=""/>
+      <w:lvlJc w:val="left"/>
+      <w:pPr>
+        <w:tabs>
+          <w:tab w:val="num" w:pos="0"/>
+        </w:tabs>
+        <w:ind w:left="0" w:firstLine="0"/>
+      </w:pPr>
+    </w:lvl>
+    <w:lvl w:ilvl="4">
+      <w:start w:val="1"/>
+      <w:numFmt w:val="none"/>
+      <w:suff w:val="nothing"/>
+      <w:lvlText w:val=""/>
+      <w:lvlJc w:val="left"/>
+      <w:pPr>
+        <w:tabs>
+          <w:tab w:val="num" w:pos="0"/>
+        </w:tabs>
+        <w:ind w:left="0" w:firstLine="0"/>
+      </w:pPr>
+    </w:lvl>
+    <w:lvl w:ilvl="5">
+      <w:start w:val="1"/>
+      <w:numFmt w:val="none"/>
+      <w:suff w:val="nothing"/>
+      <w:lvlText w:val=""/>
+      <w:lvlJc w:val="left"/>
+      <w:pPr>
+        <w:tabs>
+          <w:tab w:val="num" w:pos="0"/>
+        </w:tabs>
+        <w:ind w:left="0" w:firstLine="0"/>
+      </w:pPr>
+    </w:lvl>
+    <w:lvl w:ilvl="6">
+      <w:start w:val="1"/>
+      <w:numFmt w:val="none"/>
+      <w:suff w:val="nothing"/>
+      <w:lvlText w:val=""/>
+      <w:lvlJc w:val="left"/>
+      <w:pPr>
+        <w:tabs>
+          <w:tab w:val="num" w:pos="0"/>
+        </w:tabs>
+        <w:ind w:left="0" w:firstLine="0"/>
+      </w:pPr>
+    </w:lvl>
+    <w:lvl w:ilvl="7">
+      <w:start w:val="1"/>
+      <w:numFmt w:val="none"/>
+      <w:suff w:val="nothing"/>
+      <w:lvlText w:val=""/>
+      <w:lvlJc w:val="left"/>
+      <w:pPr>
+        <w:tabs>
+          <w:tab w:val="num" w:pos="0"/>
+        </w:tabs>
+        <w:ind w:left="0" w:firstLine="0"/>
+      </w:pPr>
+    </w:lvl>
+    <w:lvl w:ilvl="8">
+      <w:start w:val="1"/>
+      <w:numFmt w:val="none"/>
+      <w:suff w:val="nothing"/>
+      <w:lvlText w:val=""/>
+      <w:lvlJc w:val="left"/>
+      <w:pPr>
+        <w:tabs>
+          <w:tab w:val="num" w:pos="0"/>
+        </w:tabs>
+        <w:ind w:left="0" w:firstLine="0"/>
+      </w:pPr>
+    </w:lvl>
+  </w:abstractNum>
+  <w:abstractNum w:abstractNumId="6" w15:restartNumberingAfterBreak="0">
+    <w:nsid w:val="43AE22D7"/>
+    <w:multiLevelType w:val="multilevel"/>
+    <w:tmpl w:val="B706FA4A"/>
+    <w:lvl w:ilvl="0">
+      <w:start w:val="1"/>
+      <w:numFmt w:val="decimal"/>
+      <w:lvlText w:val="%1."/>
+      <w:lvlJc w:val="left"/>
+      <w:pPr>
+        <w:tabs>
+          <w:tab w:val="num" w:pos="0"/>
+        </w:tabs>
+        <w:ind w:left="720" w:hanging="360"/>
+      </w:pPr>
     </w:lvl>
     <w:lvl w:ilvl="1">
       <w:start w:val="1"/>
@@ -2910,7 +3265,6 @@
         </w:tabs>
         <w:ind w:left="1440" w:hanging="360"/>
       </w:pPr>
-      <w:rPr/>
     </w:lvl>
     <w:lvl w:ilvl="2">
       <w:start w:val="1"/>
@@ -2923,7 +3277,6 @@
         </w:tabs>
         <w:ind w:left="2160" w:hanging="180"/>
       </w:pPr>
-      <w:rPr/>
     </w:lvl>
     <w:lvl w:ilvl="3">
       <w:start w:val="1"/>
@@ -2936,7 +3289,6 @@
         </w:tabs>
         <w:ind w:left="2880" w:hanging="360"/>
       </w:pPr>
-      <w:rPr/>
     </w:lvl>
     <w:lvl w:ilvl="4">
       <w:start w:val="1"/>
@@ -2949,7 +3301,6 @@
         </w:tabs>
         <w:ind w:left="3600" w:hanging="360"/>
       </w:pPr>
-      <w:rPr/>
     </w:lvl>
     <w:lvl w:ilvl="5">
       <w:start w:val="1"/>
@@ -2962,7 +3313,6 @@
         </w:tabs>
         <w:ind w:left="4320" w:hanging="180"/>
       </w:pPr>
-      <w:rPr/>
     </w:lvl>
     <w:lvl w:ilvl="6">
       <w:start w:val="1"/>
@@ -2975,7 +3325,6 @@
         </w:tabs>
         <w:ind w:left="5040" w:hanging="360"/>
       </w:pPr>
-      <w:rPr/>
     </w:lvl>
     <w:lvl w:ilvl="7">
       <w:start w:val="1"/>
@@ -2988,7 +3337,6 @@
         </w:tabs>
         <w:ind w:left="5760" w:hanging="360"/>
       </w:pPr>
-      <w:rPr/>
     </w:lvl>
     <w:lvl w:ilvl="8">
       <w:start w:val="1"/>
@@ -3001,895 +3349,181 @@
         </w:tabs>
         <w:ind w:left="6480" w:hanging="180"/>
       </w:pPr>
-      <w:rPr/>
     </w:lvl>
   </w:abstractNum>
-  <w:abstractNum w:abstractNumId="2">
+  <w:abstractNum w:abstractNumId="7" w15:restartNumberingAfterBreak="0">
+    <w:nsid w:val="759F3267"/>
+    <w:multiLevelType w:val="multilevel"/>
+    <w:tmpl w:val="CE5058FC"/>
     <w:lvl w:ilvl="0">
-      <w:start w:val="1"/>
-      <w:numFmt w:val="lowerRoman"/>
-      <w:lvlText w:val="%1."/>
-      <w:lvlJc w:val="right"/>
-      <w:pPr>
-        <w:tabs>
-          <w:tab w:val="num" w:pos="0"/>
-        </w:tabs>
-        <w:ind w:left="1440" w:hanging="360"/>
-      </w:pPr>
-      <w:rPr/>
-    </w:lvl>
-    <w:lvl w:ilvl="1">
-      <w:start w:val="1"/>
-      <w:numFmt w:val="lowerLetter"/>
-      <w:lvlText w:val="%2."/>
-      <w:lvlJc w:val="left"/>
-      <w:pPr>
-        <w:tabs>
-          <w:tab w:val="num" w:pos="0"/>
-        </w:tabs>
-        <w:ind w:left="2160" w:hanging="360"/>
-      </w:pPr>
-      <w:rPr/>
-    </w:lvl>
-    <w:lvl w:ilvl="2">
-      <w:start w:val="1"/>
-      <w:numFmt w:val="lowerRoman"/>
-      <w:lvlText w:val="%3."/>
-      <w:lvlJc w:val="right"/>
-      <w:pPr>
-        <w:tabs>
-          <w:tab w:val="num" w:pos="0"/>
-        </w:tabs>
-        <w:ind w:left="2880" w:hanging="180"/>
-      </w:pPr>
-      <w:rPr/>
-    </w:lvl>
-    <w:lvl w:ilvl="3">
-      <w:start w:val="1"/>
-      <w:numFmt w:val="decimal"/>
-      <w:lvlText w:val="%4."/>
-      <w:lvlJc w:val="left"/>
-      <w:pPr>
-        <w:tabs>
-          <w:tab w:val="num" w:pos="0"/>
-        </w:tabs>
-        <w:ind w:left="3600" w:hanging="360"/>
-      </w:pPr>
-      <w:rPr/>
-    </w:lvl>
-    <w:lvl w:ilvl="4">
-      <w:start w:val="1"/>
-      <w:numFmt w:val="lowerLetter"/>
-      <w:lvlText w:val="%5."/>
-      <w:lvlJc w:val="left"/>
-      <w:pPr>
-        <w:tabs>
-          <w:tab w:val="num" w:pos="0"/>
-        </w:tabs>
-        <w:ind w:left="4320" w:hanging="360"/>
-      </w:pPr>
-      <w:rPr/>
-    </w:lvl>
-    <w:lvl w:ilvl="5">
-      <w:start w:val="1"/>
-      <w:numFmt w:val="lowerRoman"/>
-      <w:lvlText w:val="%6."/>
-      <w:lvlJc w:val="right"/>
-      <w:pPr>
-        <w:tabs>
-          <w:tab w:val="num" w:pos="0"/>
-        </w:tabs>
-        <w:ind w:left="5040" w:hanging="180"/>
-      </w:pPr>
-      <w:rPr/>
-    </w:lvl>
-    <w:lvl w:ilvl="6">
-      <w:start w:val="1"/>
-      <w:numFmt w:val="decimal"/>
-      <w:lvlText w:val="%7."/>
-      <w:lvlJc w:val="left"/>
-      <w:pPr>
-        <w:tabs>
-          <w:tab w:val="num" w:pos="0"/>
-        </w:tabs>
-        <w:ind w:left="5760" w:hanging="360"/>
-      </w:pPr>
-      <w:rPr/>
-    </w:lvl>
-    <w:lvl w:ilvl="7">
-      <w:start w:val="1"/>
-      <w:numFmt w:val="lowerLetter"/>
-      <w:lvlText w:val="%8."/>
-      <w:lvlJc w:val="left"/>
-      <w:pPr>
-        <w:tabs>
-          <w:tab w:val="num" w:pos="0"/>
-        </w:tabs>
-        <w:ind w:left="6480" w:hanging="360"/>
-      </w:pPr>
-      <w:rPr/>
-    </w:lvl>
-    <w:lvl w:ilvl="8">
-      <w:start w:val="1"/>
-      <w:numFmt w:val="lowerRoman"/>
-      <w:lvlText w:val="%9."/>
-      <w:lvlJc w:val="right"/>
-      <w:pPr>
-        <w:tabs>
-          <w:tab w:val="num" w:pos="0"/>
-        </w:tabs>
-        <w:ind w:left="7200" w:hanging="180"/>
-      </w:pPr>
-      <w:rPr/>
-    </w:lvl>
-  </w:abstractNum>
-  <w:abstractNum w:abstractNumId="3">
-    <w:lvl w:ilvl="0">
-      <w:start w:val="1"/>
-      <w:numFmt w:val="decimal"/>
-      <w:lvlText w:val="%1."/>
-      <w:lvlJc w:val="left"/>
-      <w:pPr>
-        <w:tabs>
-          <w:tab w:val="num" w:pos="0"/>
-        </w:tabs>
-        <w:ind w:left="720" w:hanging="360"/>
-      </w:pPr>
-      <w:rPr/>
-    </w:lvl>
-    <w:lvl w:ilvl="1">
       <w:start w:val="1"/>
       <w:numFmt w:val="bullet"/>
       <w:lvlText w:val=""/>
       <w:lvlJc w:val="left"/>
       <w:pPr>
         <w:tabs>
-          <w:tab w:val="num" w:pos="0"/>
-        </w:tabs>
-        <w:ind w:left="1440" w:hanging="360"/>
+          <w:tab w:val="num" w:pos="1080"/>
+        </w:tabs>
+        <w:ind w:left="1080" w:hanging="360"/>
       </w:pPr>
       <w:rPr>
         <w:rFonts w:ascii="Symbol" w:hAnsi="Symbol" w:cs="Symbol" w:hint="default"/>
       </w:rPr>
     </w:lvl>
+    <w:lvl w:ilvl="1">
+      <w:start w:val="1"/>
+      <w:numFmt w:val="bullet"/>
+      <w:lvlText w:val="◦"/>
+      <w:lvlJc w:val="left"/>
+      <w:pPr>
+        <w:tabs>
+          <w:tab w:val="num" w:pos="1440"/>
+        </w:tabs>
+        <w:ind w:left="1440" w:hanging="360"/>
+      </w:pPr>
+      <w:rPr>
+        <w:rFonts w:ascii="OpenSymbol" w:hAnsi="OpenSymbol" w:cs="OpenSymbol" w:hint="default"/>
+      </w:rPr>
+    </w:lvl>
     <w:lvl w:ilvl="2">
       <w:start w:val="1"/>
-      <w:numFmt w:val="lowerRoman"/>
-      <w:lvlText w:val="%3."/>
-      <w:lvlJc w:val="right"/>
-      <w:pPr>
-        <w:tabs>
-          <w:tab w:val="num" w:pos="0"/>
-        </w:tabs>
-        <w:ind w:left="2160" w:hanging="180"/>
-      </w:pPr>
-      <w:rPr/>
+      <w:numFmt w:val="bullet"/>
+      <w:lvlText w:val="▪"/>
+      <w:lvlJc w:val="left"/>
+      <w:pPr>
+        <w:tabs>
+          <w:tab w:val="num" w:pos="1800"/>
+        </w:tabs>
+        <w:ind w:left="1800" w:hanging="360"/>
+      </w:pPr>
+      <w:rPr>
+        <w:rFonts w:ascii="OpenSymbol" w:hAnsi="OpenSymbol" w:cs="OpenSymbol" w:hint="default"/>
+      </w:rPr>
     </w:lvl>
     <w:lvl w:ilvl="3">
-      <w:start w:val="1"/>
-      <w:numFmt w:val="decimal"/>
-      <w:lvlText w:val="%4."/>
-      <w:lvlJc w:val="left"/>
-      <w:pPr>
-        <w:tabs>
-          <w:tab w:val="num" w:pos="0"/>
-        </w:tabs>
-        <w:ind w:left="2880" w:hanging="360"/>
-      </w:pPr>
-      <w:rPr/>
-    </w:lvl>
-    <w:lvl w:ilvl="4">
-      <w:start w:val="1"/>
-      <w:numFmt w:val="lowerLetter"/>
-      <w:lvlText w:val="%5."/>
-      <w:lvlJc w:val="left"/>
-      <w:pPr>
-        <w:tabs>
-          <w:tab w:val="num" w:pos="0"/>
-        </w:tabs>
-        <w:ind w:left="3600" w:hanging="360"/>
-      </w:pPr>
-      <w:rPr/>
-    </w:lvl>
-    <w:lvl w:ilvl="5">
-      <w:start w:val="1"/>
-      <w:numFmt w:val="lowerRoman"/>
-      <w:lvlText w:val="%6."/>
-      <w:lvlJc w:val="right"/>
-      <w:pPr>
-        <w:tabs>
-          <w:tab w:val="num" w:pos="0"/>
-        </w:tabs>
-        <w:ind w:left="4320" w:hanging="180"/>
-      </w:pPr>
-      <w:rPr/>
-    </w:lvl>
-    <w:lvl w:ilvl="6">
-      <w:start w:val="1"/>
-      <w:numFmt w:val="decimal"/>
-      <w:lvlText w:val="%7."/>
-      <w:lvlJc w:val="left"/>
-      <w:pPr>
-        <w:tabs>
-          <w:tab w:val="num" w:pos="0"/>
-        </w:tabs>
-        <w:ind w:left="5040" w:hanging="360"/>
-      </w:pPr>
-      <w:rPr/>
-    </w:lvl>
-    <w:lvl w:ilvl="7">
-      <w:start w:val="1"/>
-      <w:numFmt w:val="lowerLetter"/>
-      <w:lvlText w:val="%8."/>
-      <w:lvlJc w:val="left"/>
-      <w:pPr>
-        <w:tabs>
-          <w:tab w:val="num" w:pos="0"/>
-        </w:tabs>
-        <w:ind w:left="5760" w:hanging="360"/>
-      </w:pPr>
-      <w:rPr/>
-    </w:lvl>
-    <w:lvl w:ilvl="8">
-      <w:start w:val="1"/>
-      <w:numFmt w:val="lowerRoman"/>
-      <w:lvlText w:val="%9."/>
-      <w:lvlJc w:val="right"/>
-      <w:pPr>
-        <w:tabs>
-          <w:tab w:val="num" w:pos="0"/>
-        </w:tabs>
-        <w:ind w:left="6480" w:hanging="180"/>
-      </w:pPr>
-      <w:rPr/>
-    </w:lvl>
-  </w:abstractNum>
-  <w:abstractNum w:abstractNumId="4">
-    <w:lvl w:ilvl="0">
-      <w:start w:val="1"/>
-      <w:numFmt w:val="decimal"/>
-      <w:lvlText w:val="%1."/>
-      <w:lvlJc w:val="left"/>
-      <w:pPr>
-        <w:tabs>
-          <w:tab w:val="num" w:pos="0"/>
-        </w:tabs>
-        <w:ind w:left="720" w:hanging="360"/>
-      </w:pPr>
-      <w:rPr/>
-    </w:lvl>
-    <w:lvl w:ilvl="1">
-      <w:start w:val="1"/>
-      <w:numFmt w:val="lowerLetter"/>
-      <w:lvlText w:val="%2."/>
-      <w:lvlJc w:val="left"/>
-      <w:pPr>
-        <w:tabs>
-          <w:tab w:val="num" w:pos="0"/>
-        </w:tabs>
-        <w:ind w:left="1440" w:hanging="360"/>
-      </w:pPr>
-      <w:rPr/>
-    </w:lvl>
-    <w:lvl w:ilvl="2">
-      <w:start w:val="1"/>
-      <w:numFmt w:val="lowerRoman"/>
-      <w:lvlText w:val="%3."/>
-      <w:lvlJc w:val="right"/>
-      <w:pPr>
-        <w:tabs>
-          <w:tab w:val="num" w:pos="0"/>
-        </w:tabs>
-        <w:ind w:left="2160" w:hanging="180"/>
-      </w:pPr>
-      <w:rPr/>
-    </w:lvl>
-    <w:lvl w:ilvl="3">
-      <w:start w:val="1"/>
-      <w:numFmt w:val="decimal"/>
-      <w:lvlText w:val="%4."/>
-      <w:lvlJc w:val="left"/>
-      <w:pPr>
-        <w:tabs>
-          <w:tab w:val="num" w:pos="0"/>
-        </w:tabs>
-        <w:ind w:left="2880" w:hanging="360"/>
-      </w:pPr>
-      <w:rPr/>
-    </w:lvl>
-    <w:lvl w:ilvl="4">
-      <w:start w:val="1"/>
-      <w:numFmt w:val="lowerLetter"/>
-      <w:lvlText w:val="%5."/>
-      <w:lvlJc w:val="left"/>
-      <w:pPr>
-        <w:tabs>
-          <w:tab w:val="num" w:pos="0"/>
-        </w:tabs>
-        <w:ind w:left="3600" w:hanging="360"/>
-      </w:pPr>
-      <w:rPr/>
-    </w:lvl>
-    <w:lvl w:ilvl="5">
-      <w:start w:val="1"/>
-      <w:numFmt w:val="lowerRoman"/>
-      <w:lvlText w:val="%6."/>
-      <w:lvlJc w:val="right"/>
-      <w:pPr>
-        <w:tabs>
-          <w:tab w:val="num" w:pos="0"/>
-        </w:tabs>
-        <w:ind w:left="4320" w:hanging="180"/>
-      </w:pPr>
-      <w:rPr/>
-    </w:lvl>
-    <w:lvl w:ilvl="6">
-      <w:start w:val="1"/>
-      <w:numFmt w:val="decimal"/>
-      <w:lvlText w:val="%7."/>
-      <w:lvlJc w:val="left"/>
-      <w:pPr>
-        <w:tabs>
-          <w:tab w:val="num" w:pos="0"/>
-        </w:tabs>
-        <w:ind w:left="5040" w:hanging="360"/>
-      </w:pPr>
-      <w:rPr/>
-    </w:lvl>
-    <w:lvl w:ilvl="7">
-      <w:start w:val="1"/>
-      <w:numFmt w:val="lowerLetter"/>
-      <w:lvlText w:val="%8."/>
-      <w:lvlJc w:val="left"/>
-      <w:pPr>
-        <w:tabs>
-          <w:tab w:val="num" w:pos="0"/>
-        </w:tabs>
-        <w:ind w:left="5760" w:hanging="360"/>
-      </w:pPr>
-      <w:rPr/>
-    </w:lvl>
-    <w:lvl w:ilvl="8">
-      <w:start w:val="1"/>
-      <w:numFmt w:val="lowerRoman"/>
-      <w:lvlText w:val="%9."/>
-      <w:lvlJc w:val="right"/>
-      <w:pPr>
-        <w:tabs>
-          <w:tab w:val="num" w:pos="0"/>
-        </w:tabs>
-        <w:ind w:left="6480" w:hanging="180"/>
-      </w:pPr>
-      <w:rPr/>
-    </w:lvl>
-  </w:abstractNum>
-  <w:abstractNum w:abstractNumId="5">
-    <w:lvl w:ilvl="0">
-      <w:start w:val="1"/>
-      <w:numFmt w:val="decimal"/>
-      <w:lvlText w:val="%1."/>
-      <w:lvlJc w:val="left"/>
-      <w:pPr>
-        <w:tabs>
-          <w:tab w:val="num" w:pos="0"/>
-        </w:tabs>
-        <w:ind w:left="720" w:hanging="360"/>
-      </w:pPr>
-      <w:rPr/>
-    </w:lvl>
-    <w:lvl w:ilvl="1">
-      <w:start w:val="1"/>
-      <w:numFmt w:val="lowerLetter"/>
-      <w:lvlText w:val="%2."/>
-      <w:lvlJc w:val="left"/>
-      <w:pPr>
-        <w:tabs>
-          <w:tab w:val="num" w:pos="0"/>
-        </w:tabs>
-        <w:ind w:left="1440" w:hanging="360"/>
-      </w:pPr>
-      <w:rPr/>
-    </w:lvl>
-    <w:lvl w:ilvl="2">
-      <w:start w:val="1"/>
-      <w:numFmt w:val="lowerRoman"/>
-      <w:lvlText w:val="%3."/>
-      <w:lvlJc w:val="right"/>
-      <w:pPr>
-        <w:tabs>
-          <w:tab w:val="num" w:pos="0"/>
-        </w:tabs>
-        <w:ind w:left="2160" w:hanging="180"/>
-      </w:pPr>
-      <w:rPr/>
-    </w:lvl>
-    <w:lvl w:ilvl="3">
-      <w:start w:val="1"/>
-      <w:numFmt w:val="decimal"/>
-      <w:lvlText w:val="%4."/>
-      <w:lvlJc w:val="left"/>
-      <w:pPr>
-        <w:tabs>
-          <w:tab w:val="num" w:pos="0"/>
-        </w:tabs>
-        <w:ind w:left="2880" w:hanging="360"/>
-      </w:pPr>
-      <w:rPr/>
-    </w:lvl>
-    <w:lvl w:ilvl="4">
-      <w:start w:val="1"/>
-      <w:numFmt w:val="lowerLetter"/>
-      <w:lvlText w:val="%5."/>
-      <w:lvlJc w:val="left"/>
-      <w:pPr>
-        <w:tabs>
-          <w:tab w:val="num" w:pos="0"/>
-        </w:tabs>
-        <w:ind w:left="3600" w:hanging="360"/>
-      </w:pPr>
-      <w:rPr/>
-    </w:lvl>
-    <w:lvl w:ilvl="5">
-      <w:start w:val="1"/>
-      <w:numFmt w:val="lowerRoman"/>
-      <w:lvlText w:val="%6."/>
-      <w:lvlJc w:val="right"/>
-      <w:pPr>
-        <w:tabs>
-          <w:tab w:val="num" w:pos="0"/>
-        </w:tabs>
-        <w:ind w:left="4320" w:hanging="180"/>
-      </w:pPr>
-      <w:rPr/>
-    </w:lvl>
-    <w:lvl w:ilvl="6">
-      <w:start w:val="1"/>
-      <w:numFmt w:val="decimal"/>
-      <w:lvlText w:val="%7."/>
-      <w:lvlJc w:val="left"/>
-      <w:pPr>
-        <w:tabs>
-          <w:tab w:val="num" w:pos="0"/>
-        </w:tabs>
-        <w:ind w:left="5040" w:hanging="360"/>
-      </w:pPr>
-      <w:rPr/>
-    </w:lvl>
-    <w:lvl w:ilvl="7">
-      <w:start w:val="1"/>
-      <w:numFmt w:val="lowerLetter"/>
-      <w:lvlText w:val="%8."/>
-      <w:lvlJc w:val="left"/>
-      <w:pPr>
-        <w:tabs>
-          <w:tab w:val="num" w:pos="0"/>
-        </w:tabs>
-        <w:ind w:left="5760" w:hanging="360"/>
-      </w:pPr>
-      <w:rPr/>
-    </w:lvl>
-    <w:lvl w:ilvl="8">
-      <w:start w:val="1"/>
-      <w:numFmt w:val="lowerRoman"/>
-      <w:lvlText w:val="%9."/>
-      <w:lvlJc w:val="right"/>
-      <w:pPr>
-        <w:tabs>
-          <w:tab w:val="num" w:pos="0"/>
-        </w:tabs>
-        <w:ind w:left="6480" w:hanging="180"/>
-      </w:pPr>
-      <w:rPr/>
-    </w:lvl>
-  </w:abstractNum>
-  <w:abstractNum w:abstractNumId="6">
-    <w:lvl w:ilvl="0">
-      <w:start w:val="1"/>
-      <w:numFmt w:val="decimal"/>
-      <w:lvlText w:val="%1."/>
-      <w:lvlJc w:val="left"/>
-      <w:pPr>
-        <w:tabs>
-          <w:tab w:val="num" w:pos="0"/>
-        </w:tabs>
-        <w:ind w:left="720" w:hanging="360"/>
-      </w:pPr>
-      <w:rPr/>
-    </w:lvl>
-    <w:lvl w:ilvl="1">
-      <w:start w:val="1"/>
-      <w:numFmt w:val="lowerLetter"/>
-      <w:lvlText w:val="%2."/>
-      <w:lvlJc w:val="left"/>
-      <w:pPr>
-        <w:tabs>
-          <w:tab w:val="num" w:pos="0"/>
-        </w:tabs>
-        <w:ind w:left="1440" w:hanging="360"/>
-      </w:pPr>
-      <w:rPr/>
-    </w:lvl>
-    <w:lvl w:ilvl="2">
-      <w:start w:val="1"/>
-      <w:numFmt w:val="lowerRoman"/>
-      <w:lvlText w:val="%3."/>
-      <w:lvlJc w:val="right"/>
-      <w:pPr>
-        <w:tabs>
-          <w:tab w:val="num" w:pos="0"/>
-        </w:tabs>
-        <w:ind w:left="2160" w:hanging="180"/>
-      </w:pPr>
-      <w:rPr/>
-    </w:lvl>
-    <w:lvl w:ilvl="3">
-      <w:start w:val="1"/>
-      <w:numFmt w:val="decimal"/>
-      <w:lvlText w:val="%4."/>
-      <w:lvlJc w:val="left"/>
-      <w:pPr>
-        <w:tabs>
-          <w:tab w:val="num" w:pos="0"/>
-        </w:tabs>
-        <w:ind w:left="2880" w:hanging="360"/>
-      </w:pPr>
-      <w:rPr/>
-    </w:lvl>
-    <w:lvl w:ilvl="4">
-      <w:start w:val="1"/>
-      <w:numFmt w:val="lowerLetter"/>
-      <w:lvlText w:val="%5."/>
-      <w:lvlJc w:val="left"/>
-      <w:pPr>
-        <w:tabs>
-          <w:tab w:val="num" w:pos="0"/>
-        </w:tabs>
-        <w:ind w:left="3600" w:hanging="360"/>
-      </w:pPr>
-      <w:rPr/>
-    </w:lvl>
-    <w:lvl w:ilvl="5">
-      <w:start w:val="1"/>
-      <w:numFmt w:val="lowerRoman"/>
-      <w:lvlText w:val="%6."/>
-      <w:lvlJc w:val="right"/>
-      <w:pPr>
-        <w:tabs>
-          <w:tab w:val="num" w:pos="0"/>
-        </w:tabs>
-        <w:ind w:left="4320" w:hanging="180"/>
-      </w:pPr>
-      <w:rPr/>
-    </w:lvl>
-    <w:lvl w:ilvl="6">
-      <w:start w:val="1"/>
-      <w:numFmt w:val="decimal"/>
-      <w:lvlText w:val="%7."/>
-      <w:lvlJc w:val="left"/>
-      <w:pPr>
-        <w:tabs>
-          <w:tab w:val="num" w:pos="0"/>
-        </w:tabs>
-        <w:ind w:left="5040" w:hanging="360"/>
-      </w:pPr>
-      <w:rPr/>
-    </w:lvl>
-    <w:lvl w:ilvl="7">
-      <w:start w:val="1"/>
-      <w:numFmt w:val="lowerLetter"/>
-      <w:lvlText w:val="%8."/>
-      <w:lvlJc w:val="left"/>
-      <w:pPr>
-        <w:tabs>
-          <w:tab w:val="num" w:pos="0"/>
-        </w:tabs>
-        <w:ind w:left="5760" w:hanging="360"/>
-      </w:pPr>
-      <w:rPr/>
-    </w:lvl>
-    <w:lvl w:ilvl="8">
-      <w:start w:val="1"/>
-      <w:numFmt w:val="lowerRoman"/>
-      <w:lvlText w:val="%9."/>
-      <w:lvlJc w:val="right"/>
-      <w:pPr>
-        <w:tabs>
-          <w:tab w:val="num" w:pos="0"/>
-        </w:tabs>
-        <w:ind w:left="6480" w:hanging="180"/>
-      </w:pPr>
-      <w:rPr/>
-    </w:lvl>
-  </w:abstractNum>
-  <w:abstractNum w:abstractNumId="7">
-    <w:lvl w:ilvl="0">
       <w:start w:val="1"/>
       <w:numFmt w:val="bullet"/>
       <w:lvlText w:val=""/>
       <w:lvlJc w:val="left"/>
       <w:pPr>
         <w:tabs>
-          <w:tab w:val="num" w:pos="1080"/>
-        </w:tabs>
-        <w:ind w:left="1080" w:hanging="360"/>
+          <w:tab w:val="num" w:pos="2160"/>
+        </w:tabs>
+        <w:ind w:left="2160" w:hanging="360"/>
       </w:pPr>
       <w:rPr>
         <w:rFonts w:ascii="Symbol" w:hAnsi="Symbol" w:cs="Symbol" w:hint="default"/>
       </w:rPr>
     </w:lvl>
-    <w:lvl w:ilvl="1">
+    <w:lvl w:ilvl="4">
       <w:start w:val="1"/>
       <w:numFmt w:val="bullet"/>
       <w:lvlText w:val="◦"/>
       <w:lvlJc w:val="left"/>
       <w:pPr>
         <w:tabs>
-          <w:tab w:val="num" w:pos="1440"/>
-        </w:tabs>
-        <w:ind w:left="1440" w:hanging="360"/>
+          <w:tab w:val="num" w:pos="2520"/>
+        </w:tabs>
+        <w:ind w:left="2520" w:hanging="360"/>
       </w:pPr>
       <w:rPr>
         <w:rFonts w:ascii="OpenSymbol" w:hAnsi="OpenSymbol" w:cs="OpenSymbol" w:hint="default"/>
       </w:rPr>
     </w:lvl>
-    <w:lvl w:ilvl="2">
+    <w:lvl w:ilvl="5">
       <w:start w:val="1"/>
       <w:numFmt w:val="bullet"/>
       <w:lvlText w:val="▪"/>
       <w:lvlJc w:val="left"/>
       <w:pPr>
         <w:tabs>
-          <w:tab w:val="num" w:pos="1800"/>
-        </w:tabs>
-        <w:ind w:left="1800" w:hanging="360"/>
+          <w:tab w:val="num" w:pos="2880"/>
+        </w:tabs>
+        <w:ind w:left="2880" w:hanging="360"/>
       </w:pPr>
       <w:rPr>
         <w:rFonts w:ascii="OpenSymbol" w:hAnsi="OpenSymbol" w:cs="OpenSymbol" w:hint="default"/>
       </w:rPr>
     </w:lvl>
-    <w:lvl w:ilvl="3">
+    <w:lvl w:ilvl="6">
       <w:start w:val="1"/>
       <w:numFmt w:val="bullet"/>
       <w:lvlText w:val=""/>
       <w:lvlJc w:val="left"/>
       <w:pPr>
         <w:tabs>
-          <w:tab w:val="num" w:pos="2160"/>
-        </w:tabs>
-        <w:ind w:left="2160" w:hanging="360"/>
+          <w:tab w:val="num" w:pos="3240"/>
+        </w:tabs>
+        <w:ind w:left="3240" w:hanging="360"/>
       </w:pPr>
       <w:rPr>
         <w:rFonts w:ascii="Symbol" w:hAnsi="Symbol" w:cs="Symbol" w:hint="default"/>
       </w:rPr>
     </w:lvl>
-    <w:lvl w:ilvl="4">
+    <w:lvl w:ilvl="7">
       <w:start w:val="1"/>
       <w:numFmt w:val="bullet"/>
       <w:lvlText w:val="◦"/>
       <w:lvlJc w:val="left"/>
       <w:pPr>
         <w:tabs>
-          <w:tab w:val="num" w:pos="2520"/>
-        </w:tabs>
-        <w:ind w:left="2520" w:hanging="360"/>
+          <w:tab w:val="num" w:pos="3600"/>
+        </w:tabs>
+        <w:ind w:left="3600" w:hanging="360"/>
       </w:pPr>
       <w:rPr>
         <w:rFonts w:ascii="OpenSymbol" w:hAnsi="OpenSymbol" w:cs="OpenSymbol" w:hint="default"/>
       </w:rPr>
     </w:lvl>
-    <w:lvl w:ilvl="5">
+    <w:lvl w:ilvl="8">
       <w:start w:val="1"/>
       <w:numFmt w:val="bullet"/>
       <w:lvlText w:val="▪"/>
       <w:lvlJc w:val="left"/>
       <w:pPr>
         <w:tabs>
-          <w:tab w:val="num" w:pos="2880"/>
-        </w:tabs>
-        <w:ind w:left="2880" w:hanging="360"/>
+          <w:tab w:val="num" w:pos="3960"/>
+        </w:tabs>
+        <w:ind w:left="3960" w:hanging="360"/>
       </w:pPr>
       <w:rPr>
         <w:rFonts w:ascii="OpenSymbol" w:hAnsi="OpenSymbol" w:cs="OpenSymbol" w:hint="default"/>
       </w:rPr>
     </w:lvl>
-    <w:lvl w:ilvl="6">
-      <w:start w:val="1"/>
-      <w:numFmt w:val="bullet"/>
-      <w:lvlText w:val=""/>
-      <w:lvlJc w:val="left"/>
-      <w:pPr>
-        <w:tabs>
-          <w:tab w:val="num" w:pos="3240"/>
-        </w:tabs>
-        <w:ind w:left="3240" w:hanging="360"/>
-      </w:pPr>
-      <w:rPr>
-        <w:rFonts w:ascii="Symbol" w:hAnsi="Symbol" w:cs="Symbol" w:hint="default"/>
-      </w:rPr>
-    </w:lvl>
-    <w:lvl w:ilvl="7">
-      <w:start w:val="1"/>
-      <w:numFmt w:val="bullet"/>
-      <w:lvlText w:val="◦"/>
-      <w:lvlJc w:val="left"/>
-      <w:pPr>
-        <w:tabs>
-          <w:tab w:val="num" w:pos="3600"/>
-        </w:tabs>
-        <w:ind w:left="3600" w:hanging="360"/>
-      </w:pPr>
-      <w:rPr>
-        <w:rFonts w:ascii="OpenSymbol" w:hAnsi="OpenSymbol" w:cs="OpenSymbol" w:hint="default"/>
-      </w:rPr>
-    </w:lvl>
-    <w:lvl w:ilvl="8">
-      <w:start w:val="1"/>
-      <w:numFmt w:val="bullet"/>
-      <w:lvlText w:val="▪"/>
-      <w:lvlJc w:val="left"/>
-      <w:pPr>
-        <w:tabs>
-          <w:tab w:val="num" w:pos="3960"/>
-        </w:tabs>
-        <w:ind w:left="3960" w:hanging="360"/>
-      </w:pPr>
-      <w:rPr>
-        <w:rFonts w:ascii="OpenSymbol" w:hAnsi="OpenSymbol" w:cs="OpenSymbol" w:hint="default"/>
-      </w:rPr>
-    </w:lvl>
   </w:abstractNum>
-  <w:abstractNum w:abstractNumId="8">
-    <w:lvl w:ilvl="0">
-      <w:start w:val="1"/>
-      <w:numFmt w:val="none"/>
-      <w:suff w:val="nothing"/>
-      <w:lvlText w:val=""/>
-      <w:lvlJc w:val="left"/>
-      <w:pPr>
-        <w:tabs>
-          <w:tab w:val="num" w:pos="0"/>
-        </w:tabs>
-        <w:ind w:left="0" w:hanging="0"/>
-      </w:pPr>
-    </w:lvl>
-    <w:lvl w:ilvl="1">
-      <w:start w:val="1"/>
-      <w:numFmt w:val="none"/>
-      <w:suff w:val="nothing"/>
-      <w:lvlText w:val=""/>
-      <w:lvlJc w:val="left"/>
-      <w:pPr>
-        <w:tabs>
-          <w:tab w:val="num" w:pos="0"/>
-        </w:tabs>
-        <w:ind w:left="0" w:hanging="0"/>
-      </w:pPr>
-    </w:lvl>
-    <w:lvl w:ilvl="2">
-      <w:start w:val="1"/>
-      <w:numFmt w:val="none"/>
-      <w:suff w:val="nothing"/>
-      <w:lvlText w:val=""/>
-      <w:lvlJc w:val="left"/>
-      <w:pPr>
-        <w:tabs>
-          <w:tab w:val="num" w:pos="0"/>
-        </w:tabs>
-        <w:ind w:left="0" w:hanging="0"/>
-      </w:pPr>
-    </w:lvl>
-    <w:lvl w:ilvl="3">
-      <w:start w:val="1"/>
-      <w:numFmt w:val="none"/>
-      <w:suff w:val="nothing"/>
-      <w:lvlText w:val=""/>
-      <w:lvlJc w:val="left"/>
-      <w:pPr>
-        <w:tabs>
-          <w:tab w:val="num" w:pos="0"/>
-        </w:tabs>
-        <w:ind w:left="0" w:hanging="0"/>
-      </w:pPr>
-    </w:lvl>
-    <w:lvl w:ilvl="4">
-      <w:start w:val="1"/>
-      <w:numFmt w:val="none"/>
-      <w:suff w:val="nothing"/>
-      <w:lvlText w:val=""/>
-      <w:lvlJc w:val="left"/>
-      <w:pPr>
-        <w:tabs>
-          <w:tab w:val="num" w:pos="0"/>
-        </w:tabs>
-        <w:ind w:left="0" w:hanging="0"/>
-      </w:pPr>
-    </w:lvl>
-    <w:lvl w:ilvl="5">
-      <w:start w:val="1"/>
-      <w:numFmt w:val="none"/>
-      <w:suff w:val="nothing"/>
-      <w:lvlText w:val=""/>
-      <w:lvlJc w:val="left"/>
-      <w:pPr>
-        <w:tabs>
-          <w:tab w:val="num" w:pos="0"/>
-        </w:tabs>
-        <w:ind w:left="0" w:hanging="0"/>
-      </w:pPr>
-    </w:lvl>
-    <w:lvl w:ilvl="6">
-      <w:start w:val="1"/>
-      <w:numFmt w:val="none"/>
-      <w:suff w:val="nothing"/>
-      <w:lvlText w:val=""/>
-      <w:lvlJc w:val="left"/>
-      <w:pPr>
-        <w:tabs>
-          <w:tab w:val="num" w:pos="0"/>
-        </w:tabs>
-        <w:ind w:left="0" w:hanging="0"/>
-      </w:pPr>
-    </w:lvl>
-    <w:lvl w:ilvl="7">
-      <w:start w:val="1"/>
-      <w:numFmt w:val="none"/>
-      <w:suff w:val="nothing"/>
-      <w:lvlText w:val=""/>
-      <w:lvlJc w:val="left"/>
-      <w:pPr>
-        <w:tabs>
-          <w:tab w:val="num" w:pos="0"/>
-        </w:tabs>
-        <w:ind w:left="0" w:hanging="0"/>
-      </w:pPr>
-    </w:lvl>
-    <w:lvl w:ilvl="8">
-      <w:start w:val="1"/>
-      <w:numFmt w:val="none"/>
-      <w:suff w:val="nothing"/>
-      <w:lvlText w:val=""/>
-      <w:lvlJc w:val="left"/>
-      <w:pPr>
-        <w:tabs>
-          <w:tab w:val="num" w:pos="0"/>
-        </w:tabs>
-        <w:ind w:left="0" w:hanging="0"/>
-      </w:pPr>
-    </w:lvl>
-  </w:abstractNum>
-  <w:num w:numId="1">
+  <w:num w:numId="1" w16cid:durableId="1873834296">
+    <w:abstractNumId w:val="6"/>
+  </w:num>
+  <w:num w:numId="2" w16cid:durableId="1778988975">
+    <w:abstractNumId w:val="2"/>
+  </w:num>
+  <w:num w:numId="3" w16cid:durableId="1528711148">
+    <w:abstractNumId w:val="3"/>
+  </w:num>
+  <w:num w:numId="4" w16cid:durableId="170730437">
     <w:abstractNumId w:val="1"/>
   </w:num>
-  <w:num w:numId="2">
-    <w:abstractNumId w:val="2"/>
-  </w:num>
-  <w:num w:numId="3">
-    <w:abstractNumId w:val="3"/>
-  </w:num>
-  <w:num w:numId="4">
+  <w:num w:numId="5" w16cid:durableId="158351586">
     <w:abstractNumId w:val="4"/>
   </w:num>
-  <w:num w:numId="5">
-    <w:abstractNumId w:val="5"/>
+  <w:num w:numId="6" w16cid:durableId="402917010">
+    <w:abstractNumId w:val="0"/>
   </w:num>
-  <w:num w:numId="6">
-    <w:abstractNumId w:val="6"/>
-  </w:num>
-  <w:num w:numId="7">
+  <w:num w:numId="7" w16cid:durableId="1413746429">
     <w:abstractNumId w:val="7"/>
   </w:num>
-  <w:num w:numId="8">
-    <w:abstractNumId w:val="8"/>
+  <w:num w:numId="8" w16cid:durableId="470441775">
+    <w:abstractNumId w:val="5"/>
   </w:num>
 </w:numbering>
 </file>
 
 <file path=word/styles.xml><?xml version="1.0" encoding="utf-8"?>
-<w:styles xmlns:w="http://schemas.openxmlformats.org/wordprocessingml/2006/main" xmlns:w14="http://schemas.microsoft.com/office/word/2010/wordml" xmlns:mc="http://schemas.openxmlformats.org/markup-compatibility/2006" mc:Ignorable="w14">
+<w:styles xmlns:mc="http://schemas.openxmlformats.org/markup-compatibility/2006" xmlns:r="http://schemas.openxmlformats.org/officeDocument/2006/relationships" xmlns:w="http://schemas.openxmlformats.org/wordprocessingml/2006/main" xmlns:w14="http://schemas.microsoft.com/office/word/2010/wordml" xmlns:w15="http://schemas.microsoft.com/office/word/2012/wordml" xmlns:w16cex="http://schemas.microsoft.com/office/word/2018/wordml/cex" xmlns:w16cid="http://schemas.microsoft.com/office/word/2016/wordml/cid" xmlns:w16="http://schemas.microsoft.com/office/word/2018/wordml" xmlns:w16du="http://schemas.microsoft.com/office/word/2023/wordml/word16du" xmlns:w16sdtdh="http://schemas.microsoft.com/office/word/2020/wordml/sdtdatahash" xmlns:w16se="http://schemas.microsoft.com/office/word/2015/wordml/symex" mc:Ignorable="w14 w15 w16se w16cid w16 w16cex w16sdtdh w16du">
   <w:docDefaults>
     <w:rPrDefault>
       <w:rPr>
-        <w:rFonts w:ascii="Aptos" w:hAnsi="Aptos" w:eastAsia="Aptos" w:cs="" w:asciiTheme="minorHAnsi" w:cstheme="minorBidi" w:eastAsiaTheme="minorHAnsi" w:hAnsiTheme="minorHAnsi"/>
+        <w:rFonts w:asciiTheme="minorHAnsi" w:eastAsiaTheme="minorHAnsi" w:hAnsiTheme="minorHAnsi" w:cstheme="minorBidi"/>
         <w:kern w:val="2"/>
         <w:sz w:val="24"/>
         <w:szCs w:val="24"/>
@@ -3899,21 +3533,21 @@
     </w:rPrDefault>
     <w:pPrDefault>
       <w:pPr>
-        <w:suppressAutoHyphens w:val="true"/>
+        <w:suppressAutoHyphens/>
       </w:pPr>
     </w:pPrDefault>
   </w:docDefaults>
   <w:latentStyles w:defLockedState="0" w:defUIPriority="99" w:defSemiHidden="0" w:defUnhideWhenUsed="0" w:defQFormat="0" w:count="376">
     <w:lsdException w:name="Normal" w:uiPriority="0" w:qFormat="1"/>
     <w:lsdException w:name="heading 1" w:uiPriority="9" w:qFormat="1"/>
-    <w:lsdException w:name="heading 2" w:uiPriority="9" w:semiHidden="1" w:unhideWhenUsed="1" w:qFormat="1"/>
-    <w:lsdException w:name="heading 3" w:uiPriority="9" w:semiHidden="1" w:unhideWhenUsed="1" w:qFormat="1"/>
-    <w:lsdException w:name="heading 4" w:uiPriority="9" w:semiHidden="1" w:unhideWhenUsed="1" w:qFormat="1"/>
-    <w:lsdException w:name="heading 5" w:uiPriority="9" w:semiHidden="1" w:unhideWhenUsed="1" w:qFormat="1"/>
-    <w:lsdException w:name="heading 6" w:uiPriority="9" w:semiHidden="1" w:unhideWhenUsed="1" w:qFormat="1"/>
-    <w:lsdException w:name="heading 7" w:uiPriority="9" w:semiHidden="1" w:unhideWhenUsed="1" w:qFormat="1"/>
-    <w:lsdException w:name="heading 8" w:uiPriority="9" w:semiHidden="1" w:unhideWhenUsed="1" w:qFormat="1"/>
-    <w:lsdException w:name="heading 9" w:uiPriority="9" w:semiHidden="1" w:unhideWhenUsed="1" w:qFormat="1"/>
+    <w:lsdException w:name="heading 2" w:semiHidden="1" w:uiPriority="9" w:unhideWhenUsed="1" w:qFormat="1"/>
+    <w:lsdException w:name="heading 3" w:semiHidden="1" w:uiPriority="9" w:unhideWhenUsed="1" w:qFormat="1"/>
+    <w:lsdException w:name="heading 4" w:semiHidden="1" w:uiPriority="9" w:unhideWhenUsed="1" w:qFormat="1"/>
+    <w:lsdException w:name="heading 5" w:semiHidden="1" w:uiPriority="9" w:unhideWhenUsed="1" w:qFormat="1"/>
+    <w:lsdException w:name="heading 6" w:semiHidden="1" w:uiPriority="9" w:unhideWhenUsed="1" w:qFormat="1"/>
+    <w:lsdException w:name="heading 7" w:semiHidden="1" w:uiPriority="9" w:unhideWhenUsed="1" w:qFormat="1"/>
+    <w:lsdException w:name="heading 8" w:semiHidden="1" w:uiPriority="9" w:unhideWhenUsed="1" w:qFormat="1"/>
+    <w:lsdException w:name="heading 9" w:semiHidden="1" w:uiPriority="9" w:unhideWhenUsed="1" w:qFormat="1"/>
     <w:lsdException w:name="index 1" w:semiHidden="1" w:unhideWhenUsed="1"/>
     <w:lsdException w:name="index 2" w:semiHidden="1" w:unhideWhenUsed="1"/>
     <w:lsdException w:name="index 3" w:semiHidden="1" w:unhideWhenUsed="1"/>
@@ -3923,22 +3557,22 @@
     <w:lsdException w:name="index 7" w:semiHidden="1" w:unhideWhenUsed="1"/>
     <w:lsdException w:name="index 8" w:semiHidden="1" w:unhideWhenUsed="1"/>
     <w:lsdException w:name="index 9" w:semiHidden="1" w:unhideWhenUsed="1"/>
-    <w:lsdException w:name="toc 1" w:uiPriority="39" w:semiHidden="1" w:unhideWhenUsed="1"/>
-    <w:lsdException w:name="toc 2" w:uiPriority="39" w:semiHidden="1" w:unhideWhenUsed="1"/>
-    <w:lsdException w:name="toc 3" w:uiPriority="39" w:semiHidden="1" w:unhideWhenUsed="1"/>
-    <w:lsdException w:name="toc 4" w:uiPriority="39" w:semiHidden="1" w:unhideWhenUsed="1"/>
-    <w:lsdException w:name="toc 5" w:uiPriority="39" w:semiHidden="1" w:unhideWhenUsed="1"/>
-    <w:lsdException w:name="toc 6" w:uiPriority="39" w:semiHidden="1" w:unhideWhenUsed="1"/>
-    <w:lsdException w:name="toc 7" w:uiPriority="39" w:semiHidden="1" w:unhideWhenUsed="1"/>
-    <w:lsdException w:name="toc 8" w:uiPriority="39" w:semiHidden="1" w:unhideWhenUsed="1"/>
-    <w:lsdException w:name="toc 9" w:uiPriority="39" w:semiHidden="1" w:unhideWhenUsed="1"/>
+    <w:lsdException w:name="toc 1" w:semiHidden="1" w:uiPriority="39" w:unhideWhenUsed="1"/>
+    <w:lsdException w:name="toc 2" w:semiHidden="1" w:uiPriority="39" w:unhideWhenUsed="1"/>
+    <w:lsdException w:name="toc 3" w:semiHidden="1" w:uiPriority="39" w:unhideWhenUsed="1"/>
+    <w:lsdException w:name="toc 4" w:semiHidden="1" w:uiPriority="39" w:unhideWhenUsed="1"/>
+    <w:lsdException w:name="toc 5" w:semiHidden="1" w:uiPriority="39" w:unhideWhenUsed="1"/>
+    <w:lsdException w:name="toc 6" w:semiHidden="1" w:uiPriority="39" w:unhideWhenUsed="1"/>
+    <w:lsdException w:name="toc 7" w:semiHidden="1" w:uiPriority="39" w:unhideWhenUsed="1"/>
+    <w:lsdException w:name="toc 8" w:semiHidden="1" w:uiPriority="39" w:unhideWhenUsed="1"/>
+    <w:lsdException w:name="toc 9" w:semiHidden="1" w:uiPriority="39" w:unhideWhenUsed="1"/>
     <w:lsdException w:name="Normal Indent" w:semiHidden="1" w:unhideWhenUsed="1"/>
     <w:lsdException w:name="footnote text" w:semiHidden="1" w:unhideWhenUsed="1"/>
     <w:lsdException w:name="annotation text" w:semiHidden="1" w:unhideWhenUsed="1"/>
     <w:lsdException w:name="header" w:semiHidden="1" w:unhideWhenUsed="1"/>
     <w:lsdException w:name="footer" w:semiHidden="1" w:unhideWhenUsed="1"/>
     <w:lsdException w:name="index heading" w:semiHidden="1" w:unhideWhenUsed="1"/>
-    <w:lsdException w:name="caption" w:uiPriority="35" w:semiHidden="1" w:unhideWhenUsed="1" w:qFormat="1"/>
+    <w:lsdException w:name="caption" w:semiHidden="1" w:uiPriority="35" w:unhideWhenUsed="1" w:qFormat="1"/>
     <w:lsdException w:name="table of figures" w:semiHidden="1" w:unhideWhenUsed="1"/>
     <w:lsdException w:name="envelope address" w:semiHidden="1" w:unhideWhenUsed="1"/>
     <w:lsdException w:name="envelope return" w:semiHidden="1" w:unhideWhenUsed="1"/>
@@ -3969,7 +3603,7 @@
     <w:lsdException w:name="Title" w:uiPriority="10" w:qFormat="1"/>
     <w:lsdException w:name="Closing" w:semiHidden="1" w:unhideWhenUsed="1"/>
     <w:lsdException w:name="Signature" w:semiHidden="1" w:unhideWhenUsed="1"/>
-    <w:lsdException w:name="Default Paragraph Font" w:uiPriority="1" w:semiHidden="1" w:unhideWhenUsed="1"/>
+    <w:lsdException w:name="Default Paragraph Font" w:semiHidden="1" w:uiPriority="1" w:unhideWhenUsed="1"/>
     <w:lsdException w:name="Body Text" w:semiHidden="1" w:unhideWhenUsed="1"/>
     <w:lsdException w:name="Body Text Indent" w:semiHidden="1" w:unhideWhenUsed="1"/>
     <w:lsdException w:name="List Continue" w:semiHidden="1" w:unhideWhenUsed="1"/>
@@ -4169,8 +3803,8 @@
     <w:lsdException w:name="Subtle Reference" w:uiPriority="31" w:qFormat="1"/>
     <w:lsdException w:name="Intense Reference" w:uiPriority="32" w:qFormat="1"/>
     <w:lsdException w:name="Book Title" w:uiPriority="33" w:qFormat="1"/>
-    <w:lsdException w:name="Bibliography" w:uiPriority="37" w:semiHidden="1" w:unhideWhenUsed="1"/>
-    <w:lsdException w:name="TOC Heading" w:uiPriority="39" w:semiHidden="1" w:unhideWhenUsed="1" w:qFormat="1"/>
+    <w:lsdException w:name="Bibliography" w:semiHidden="1" w:uiPriority="37" w:unhideWhenUsed="1"/>
+    <w:lsdException w:name="TOC Heading" w:semiHidden="1" w:uiPriority="39" w:unhideWhenUsed="1" w:qFormat="1"/>
     <w:lsdException w:name="Plain Table 1" w:uiPriority="41"/>
     <w:lsdException w:name="Plain Table 2" w:uiPriority="42"/>
     <w:lsdException w:name="Plain Table 3" w:uiPriority="43"/>
@@ -4281,27 +3915,15 @@
     <w:lsdException w:name="Unresolved Mention" w:semiHidden="1" w:unhideWhenUsed="1"/>
     <w:lsdException w:name="Smart Link" w:semiHidden="1" w:unhideWhenUsed="1"/>
   </w:latentStyles>
-  <w:style w:type="paragraph" w:styleId="Normal" w:default="1">
+  <w:style w:type="paragraph" w:default="1" w:styleId="Normal">
     <w:name w:val="Normal"/>
     <w:qFormat/>
     <w:pPr>
-      <w:widowControl/>
-      <w:bidi w:val="0"/>
-      <w:spacing w:lineRule="auto" w:line="276" w:before="0" w:after="160"/>
-      <w:jc w:val="left"/>
+      <w:spacing w:after="160" w:line="276" w:lineRule="auto"/>
     </w:pPr>
-    <w:rPr>
-      <w:rFonts w:ascii="Aptos" w:hAnsi="Aptos" w:eastAsia="Aptos" w:cs="" w:asciiTheme="minorHAnsi" w:cstheme="minorBidi" w:eastAsiaTheme="minorHAnsi" w:hAnsiTheme="minorHAnsi"/>
-      <w:color w:val="auto"/>
-      <w:kern w:val="2"/>
-      <w:sz w:val="24"/>
-      <w:szCs w:val="24"/>
-      <w:lang w:val="en-AU" w:eastAsia="en-US" w:bidi="ar-SA"/>
-      <w14:ligatures w14:val="standardContextual"/>
-    </w:rPr>
   </w:style>
   <w:style w:type="paragraph" w:styleId="Heading1">
-    <w:name w:val="Heading 1"/>
+    <w:name w:val="heading 1"/>
     <w:basedOn w:val="Normal"/>
     <w:next w:val="Normal"/>
     <w:link w:val="Heading1Char"/>
@@ -4309,20 +3931,20 @@
     <w:qFormat/>
     <w:rsid w:val="00477553"/>
     <w:pPr>
-      <w:keepNext w:val="true"/>
+      <w:keepNext/>
       <w:keepLines/>
       <w:spacing w:before="360" w:after="80"/>
       <w:outlineLvl w:val="0"/>
     </w:pPr>
     <w:rPr>
-      <w:rFonts w:ascii="Aptos Display" w:hAnsi="Aptos Display" w:eastAsia="" w:cs="" w:asciiTheme="majorHAnsi" w:cstheme="majorBidi" w:eastAsiaTheme="majorEastAsia" w:hAnsiTheme="majorHAnsi"/>
-      <w:color w:themeColor="accent1" w:themeShade="bf" w:val="0F4761"/>
+      <w:rFonts w:asciiTheme="majorHAnsi" w:eastAsiaTheme="majorEastAsia" w:hAnsiTheme="majorHAnsi" w:cstheme="majorBidi"/>
+      <w:color w:val="0F4761" w:themeColor="accent1" w:themeShade="BF"/>
       <w:sz w:val="40"/>
       <w:szCs w:val="40"/>
     </w:rPr>
   </w:style>
   <w:style w:type="paragraph" w:styleId="Heading2">
-    <w:name w:val="Heading 2"/>
+    <w:name w:val="heading 2"/>
     <w:basedOn w:val="Normal"/>
     <w:next w:val="Normal"/>
     <w:link w:val="Heading2Char"/>
@@ -4332,20 +3954,20 @@
     <w:qFormat/>
     <w:rsid w:val="00477553"/>
     <w:pPr>
-      <w:keepNext w:val="true"/>
+      <w:keepNext/>
       <w:keepLines/>
       <w:spacing w:before="160" w:after="80"/>
       <w:outlineLvl w:val="1"/>
     </w:pPr>
     <w:rPr>
-      <w:rFonts w:ascii="Aptos Display" w:hAnsi="Aptos Display" w:eastAsia="" w:cs="" w:asciiTheme="majorHAnsi" w:cstheme="majorBidi" w:eastAsiaTheme="majorEastAsia" w:hAnsiTheme="majorHAnsi"/>
-      <w:color w:themeColor="accent1" w:themeShade="bf" w:val="0F4761"/>
+      <w:rFonts w:asciiTheme="majorHAnsi" w:eastAsiaTheme="majorEastAsia" w:hAnsiTheme="majorHAnsi" w:cstheme="majorBidi"/>
+      <w:color w:val="0F4761" w:themeColor="accent1" w:themeShade="BF"/>
       <w:sz w:val="32"/>
       <w:szCs w:val="32"/>
     </w:rPr>
   </w:style>
   <w:style w:type="paragraph" w:styleId="Heading3">
-    <w:name w:val="Heading 3"/>
+    <w:name w:val="heading 3"/>
     <w:basedOn w:val="Normal"/>
     <w:next w:val="Normal"/>
     <w:link w:val="Heading3Char"/>
@@ -4355,20 +3977,20 @@
     <w:qFormat/>
     <w:rsid w:val="00477553"/>
     <w:pPr>
-      <w:keepNext w:val="true"/>
+      <w:keepNext/>
       <w:keepLines/>
       <w:spacing w:before="160" w:after="80"/>
       <w:outlineLvl w:val="2"/>
     </w:pPr>
     <w:rPr>
-      <w:rFonts w:eastAsia="" w:cs="" w:cstheme="majorBidi" w:eastAsiaTheme="majorEastAsia"/>
-      <w:color w:themeColor="accent1" w:themeShade="bf" w:val="0F4761"/>
+      <w:rFonts w:eastAsiaTheme="majorEastAsia" w:cstheme="majorBidi"/>
+      <w:color w:val="0F4761" w:themeColor="accent1" w:themeShade="BF"/>
       <w:sz w:val="28"/>
       <w:szCs w:val="28"/>
     </w:rPr>
   </w:style>
   <w:style w:type="paragraph" w:styleId="Heading4">
-    <w:name w:val="Heading 4"/>
+    <w:name w:val="heading 4"/>
     <w:basedOn w:val="Normal"/>
     <w:next w:val="Normal"/>
     <w:link w:val="Heading4Char"/>
@@ -4378,20 +4000,20 @@
     <w:qFormat/>
     <w:rsid w:val="00477553"/>
     <w:pPr>
-      <w:keepNext w:val="true"/>
+      <w:keepNext/>
       <w:keepLines/>
       <w:spacing w:before="80" w:after="40"/>
       <w:outlineLvl w:val="3"/>
     </w:pPr>
     <w:rPr>
-      <w:rFonts w:eastAsia="" w:cs="" w:cstheme="majorBidi" w:eastAsiaTheme="majorEastAsia"/>
+      <w:rFonts w:eastAsiaTheme="majorEastAsia" w:cstheme="majorBidi"/>
       <w:i/>
       <w:iCs/>
-      <w:color w:themeColor="accent1" w:themeShade="bf" w:val="0F4761"/>
+      <w:color w:val="0F4761" w:themeColor="accent1" w:themeShade="BF"/>
     </w:rPr>
   </w:style>
   <w:style w:type="paragraph" w:styleId="Heading5">
-    <w:name w:val="Heading 5"/>
+    <w:name w:val="heading 5"/>
     <w:basedOn w:val="Normal"/>
     <w:next w:val="Normal"/>
     <w:link w:val="Heading5Char"/>
@@ -4401,18 +4023,18 @@
     <w:qFormat/>
     <w:rsid w:val="00477553"/>
     <w:pPr>
-      <w:keepNext w:val="true"/>
+      <w:keepNext/>
       <w:keepLines/>
       <w:spacing w:before="80" w:after="40"/>
       <w:outlineLvl w:val="4"/>
     </w:pPr>
     <w:rPr>
-      <w:rFonts w:eastAsia="" w:cs="" w:cstheme="majorBidi" w:eastAsiaTheme="majorEastAsia"/>
-      <w:color w:themeColor="accent1" w:themeShade="bf" w:val="0F4761"/>
+      <w:rFonts w:eastAsiaTheme="majorEastAsia" w:cstheme="majorBidi"/>
+      <w:color w:val="0F4761" w:themeColor="accent1" w:themeShade="BF"/>
     </w:rPr>
   </w:style>
   <w:style w:type="paragraph" w:styleId="Heading6">
-    <w:name w:val="Heading 6"/>
+    <w:name w:val="heading 6"/>
     <w:basedOn w:val="Normal"/>
     <w:next w:val="Normal"/>
     <w:link w:val="Heading6Char"/>
@@ -4422,20 +4044,20 @@
     <w:qFormat/>
     <w:rsid w:val="00477553"/>
     <w:pPr>
-      <w:keepNext w:val="true"/>
+      <w:keepNext/>
       <w:keepLines/>
       <w:spacing w:before="40" w:after="0"/>
       <w:outlineLvl w:val="5"/>
     </w:pPr>
     <w:rPr>
-      <w:rFonts w:eastAsia="" w:cs="" w:cstheme="majorBidi" w:eastAsiaTheme="majorEastAsia"/>
+      <w:rFonts w:eastAsiaTheme="majorEastAsia" w:cstheme="majorBidi"/>
       <w:i/>
       <w:iCs/>
-      <w:color w:themeColor="text1" w:themeTint="a6" w:val="595959"/>
+      <w:color w:val="595959" w:themeColor="text1" w:themeTint="A6"/>
     </w:rPr>
   </w:style>
   <w:style w:type="paragraph" w:styleId="Heading7">
-    <w:name w:val="Heading 7"/>
+    <w:name w:val="heading 7"/>
     <w:basedOn w:val="Normal"/>
     <w:next w:val="Normal"/>
     <w:link w:val="Heading7Char"/>
@@ -4445,18 +4067,18 @@
     <w:qFormat/>
     <w:rsid w:val="00477553"/>
     <w:pPr>
-      <w:keepNext w:val="true"/>
+      <w:keepNext/>
       <w:keepLines/>
       <w:spacing w:before="40" w:after="0"/>
       <w:outlineLvl w:val="6"/>
     </w:pPr>
     <w:rPr>
-      <w:rFonts w:eastAsia="" w:cs="" w:cstheme="majorBidi" w:eastAsiaTheme="majorEastAsia"/>
-      <w:color w:themeColor="text1" w:themeTint="a6" w:val="595959"/>
+      <w:rFonts w:eastAsiaTheme="majorEastAsia" w:cstheme="majorBidi"/>
+      <w:color w:val="595959" w:themeColor="text1" w:themeTint="A6"/>
     </w:rPr>
   </w:style>
   <w:style w:type="paragraph" w:styleId="Heading8">
-    <w:name w:val="Heading 8"/>
+    <w:name w:val="heading 8"/>
     <w:basedOn w:val="Normal"/>
     <w:next w:val="Normal"/>
     <w:link w:val="Heading8Char"/>
@@ -4466,20 +4088,20 @@
     <w:qFormat/>
     <w:rsid w:val="00477553"/>
     <w:pPr>
-      <w:keepNext w:val="true"/>
+      <w:keepNext/>
       <w:keepLines/>
-      <w:spacing w:before="0" w:after="0"/>
+      <w:spacing w:after="0"/>
       <w:outlineLvl w:val="7"/>
     </w:pPr>
     <w:rPr>
-      <w:rFonts w:eastAsia="" w:cs="" w:cstheme="majorBidi" w:eastAsiaTheme="majorEastAsia"/>
+      <w:rFonts w:eastAsiaTheme="majorEastAsia" w:cstheme="majorBidi"/>
       <w:i/>
       <w:iCs/>
-      <w:color w:themeColor="text1" w:themeTint="d8" w:val="272727"/>
+      <w:color w:val="272727" w:themeColor="text1" w:themeTint="D8"/>
     </w:rPr>
   </w:style>
   <w:style w:type="paragraph" w:styleId="Heading9">
-    <w:name w:val="Heading 9"/>
+    <w:name w:val="heading 9"/>
     <w:basedOn w:val="Normal"/>
     <w:next w:val="Normal"/>
     <w:link w:val="Heading9Char"/>
@@ -4489,25 +4111,44 @@
     <w:qFormat/>
     <w:rsid w:val="00477553"/>
     <w:pPr>
-      <w:keepNext w:val="true"/>
+      <w:keepNext/>
       <w:keepLines/>
-      <w:spacing w:before="0" w:after="0"/>
+      <w:spacing w:after="0"/>
       <w:outlineLvl w:val="8"/>
     </w:pPr>
     <w:rPr>
-      <w:rFonts w:eastAsia="" w:cs="" w:cstheme="majorBidi" w:eastAsiaTheme="majorEastAsia"/>
-      <w:color w:themeColor="text1" w:themeTint="d8" w:val="272727"/>
+      <w:rFonts w:eastAsiaTheme="majorEastAsia" w:cstheme="majorBidi"/>
+      <w:color w:val="272727" w:themeColor="text1" w:themeTint="D8"/>
     </w:rPr>
   </w:style>
-  <w:style w:type="character" w:styleId="DefaultParagraphFont" w:default="1">
+  <w:style w:type="character" w:default="1" w:styleId="DefaultParagraphFont">
     <w:name w:val="Default Paragraph Font"/>
     <w:uiPriority w:val="1"/>
     <w:semiHidden/>
     <w:unhideWhenUsed/>
-    <w:qFormat/>
-    <w:rPr/>
   </w:style>
-  <w:style w:type="character" w:styleId="Heading1Char" w:customStyle="1">
+  <w:style w:type="table" w:default="1" w:styleId="TableNormal">
+    <w:name w:val="Normal Table"/>
+    <w:uiPriority w:val="99"/>
+    <w:semiHidden/>
+    <w:unhideWhenUsed/>
+    <w:tblPr>
+      <w:tblInd w:w="0" w:type="dxa"/>
+      <w:tblCellMar>
+        <w:top w:w="0" w:type="dxa"/>
+        <w:left w:w="108" w:type="dxa"/>
+        <w:bottom w:w="0" w:type="dxa"/>
+        <w:right w:w="108" w:type="dxa"/>
+      </w:tblCellMar>
+    </w:tblPr>
+  </w:style>
+  <w:style w:type="numbering" w:default="1" w:styleId="NoList">
+    <w:name w:val="No List"/>
+    <w:uiPriority w:val="99"/>
+    <w:semiHidden/>
+    <w:unhideWhenUsed/>
+  </w:style>
+  <w:style w:type="character" w:customStyle="1" w:styleId="Heading1Char">
     <w:name w:val="Heading 1 Char"/>
     <w:basedOn w:val="DefaultParagraphFont"/>
     <w:link w:val="Heading1"/>
@@ -4515,13 +4156,13 @@
     <w:qFormat/>
     <w:rsid w:val="00477553"/>
     <w:rPr>
-      <w:rFonts w:ascii="Aptos Display" w:hAnsi="Aptos Display" w:eastAsia="" w:cs="" w:asciiTheme="majorHAnsi" w:cstheme="majorBidi" w:eastAsiaTheme="majorEastAsia" w:hAnsiTheme="majorHAnsi"/>
-      <w:color w:themeColor="accent1" w:themeShade="bf" w:val="0F4761"/>
+      <w:rFonts w:asciiTheme="majorHAnsi" w:eastAsiaTheme="majorEastAsia" w:hAnsiTheme="majorHAnsi" w:cstheme="majorBidi"/>
+      <w:color w:val="0F4761" w:themeColor="accent1" w:themeShade="BF"/>
       <w:sz w:val="40"/>
       <w:szCs w:val="40"/>
     </w:rPr>
   </w:style>
-  <w:style w:type="character" w:styleId="Heading2Char" w:customStyle="1">
+  <w:style w:type="character" w:customStyle="1" w:styleId="Heading2Char">
     <w:name w:val="Heading 2 Char"/>
     <w:basedOn w:val="DefaultParagraphFont"/>
     <w:link w:val="Heading2"/>
@@ -4530,13 +4171,13 @@
     <w:qFormat/>
     <w:rsid w:val="00477553"/>
     <w:rPr>
-      <w:rFonts w:ascii="Aptos Display" w:hAnsi="Aptos Display" w:eastAsia="" w:cs="" w:asciiTheme="majorHAnsi" w:cstheme="majorBidi" w:eastAsiaTheme="majorEastAsia" w:hAnsiTheme="majorHAnsi"/>
-      <w:color w:themeColor="accent1" w:themeShade="bf" w:val="0F4761"/>
+      <w:rFonts w:asciiTheme="majorHAnsi" w:eastAsiaTheme="majorEastAsia" w:hAnsiTheme="majorHAnsi" w:cstheme="majorBidi"/>
+      <w:color w:val="0F4761" w:themeColor="accent1" w:themeShade="BF"/>
       <w:sz w:val="32"/>
       <w:szCs w:val="32"/>
     </w:rPr>
   </w:style>
-  <w:style w:type="character" w:styleId="Heading3Char" w:customStyle="1">
+  <w:style w:type="character" w:customStyle="1" w:styleId="Heading3Char">
     <w:name w:val="Heading 3 Char"/>
     <w:basedOn w:val="DefaultParagraphFont"/>
     <w:link w:val="Heading3"/>
@@ -4545,13 +4186,13 @@
     <w:qFormat/>
     <w:rsid w:val="00477553"/>
     <w:rPr>
-      <w:rFonts w:eastAsia="" w:cs="" w:cstheme="majorBidi" w:eastAsiaTheme="majorEastAsia"/>
-      <w:color w:themeColor="accent1" w:themeShade="bf" w:val="0F4761"/>
+      <w:rFonts w:eastAsiaTheme="majorEastAsia" w:cstheme="majorBidi"/>
+      <w:color w:val="0F4761" w:themeColor="accent1" w:themeShade="BF"/>
       <w:sz w:val="28"/>
       <w:szCs w:val="28"/>
     </w:rPr>
   </w:style>
-  <w:style w:type="character" w:styleId="Heading4Char" w:customStyle="1">
+  <w:style w:type="character" w:customStyle="1" w:styleId="Heading4Char">
     <w:name w:val="Heading 4 Char"/>
     <w:basedOn w:val="DefaultParagraphFont"/>
     <w:link w:val="Heading4"/>
@@ -4560,13 +4201,13 @@
     <w:qFormat/>
     <w:rsid w:val="00477553"/>
     <w:rPr>
-      <w:rFonts w:eastAsia="" w:cs="" w:cstheme="majorBidi" w:eastAsiaTheme="majorEastAsia"/>
+      <w:rFonts w:eastAsiaTheme="majorEastAsia" w:cstheme="majorBidi"/>
       <w:i/>
       <w:iCs/>
-      <w:color w:themeColor="accent1" w:themeShade="bf" w:val="0F4761"/>
+      <w:color w:val="0F4761" w:themeColor="accent1" w:themeShade="BF"/>
     </w:rPr>
   </w:style>
-  <w:style w:type="character" w:styleId="Heading5Char" w:customStyle="1">
+  <w:style w:type="character" w:customStyle="1" w:styleId="Heading5Char">
     <w:name w:val="Heading 5 Char"/>
     <w:basedOn w:val="DefaultParagraphFont"/>
     <w:link w:val="Heading5"/>
@@ -4575,11 +4216,11 @@
     <w:qFormat/>
     <w:rsid w:val="00477553"/>
     <w:rPr>
-      <w:rFonts w:eastAsia="" w:cs="" w:cstheme="majorBidi" w:eastAsiaTheme="majorEastAsia"/>
-      <w:color w:themeColor="accent1" w:themeShade="bf" w:val="0F4761"/>
+      <w:rFonts w:eastAsiaTheme="majorEastAsia" w:cstheme="majorBidi"/>
+      <w:color w:val="0F4761" w:themeColor="accent1" w:themeShade="BF"/>
     </w:rPr>
   </w:style>
-  <w:style w:type="character" w:styleId="Heading6Char" w:customStyle="1">
+  <w:style w:type="character" w:customStyle="1" w:styleId="Heading6Char">
     <w:name w:val="Heading 6 Char"/>
     <w:basedOn w:val="DefaultParagraphFont"/>
     <w:link w:val="Heading6"/>
@@ -4588,13 +4229,13 @@
     <w:qFormat/>
     <w:rsid w:val="00477553"/>
     <w:rPr>
-      <w:rFonts w:eastAsia="" w:cs="" w:cstheme="majorBidi" w:eastAsiaTheme="majorEastAsia"/>
+      <w:rFonts w:eastAsiaTheme="majorEastAsia" w:cstheme="majorBidi"/>
       <w:i/>
       <w:iCs/>
-      <w:color w:themeColor="text1" w:themeTint="a6" w:val="595959"/>
+      <w:color w:val="595959" w:themeColor="text1" w:themeTint="A6"/>
     </w:rPr>
   </w:style>
-  <w:style w:type="character" w:styleId="Heading7Char" w:customStyle="1">
+  <w:style w:type="character" w:customStyle="1" w:styleId="Heading7Char">
     <w:name w:val="Heading 7 Char"/>
     <w:basedOn w:val="DefaultParagraphFont"/>
     <w:link w:val="Heading7"/>
@@ -4603,11 +4244,11 @@
     <w:qFormat/>
     <w:rsid w:val="00477553"/>
     <w:rPr>
-      <w:rFonts w:eastAsia="" w:cs="" w:cstheme="majorBidi" w:eastAsiaTheme="majorEastAsia"/>
-      <w:color w:themeColor="text1" w:themeTint="a6" w:val="595959"/>
+      <w:rFonts w:eastAsiaTheme="majorEastAsia" w:cstheme="majorBidi"/>
+      <w:color w:val="595959" w:themeColor="text1" w:themeTint="A6"/>
     </w:rPr>
   </w:style>
-  <w:style w:type="character" w:styleId="Heading8Char" w:customStyle="1">
+  <w:style w:type="character" w:customStyle="1" w:styleId="Heading8Char">
     <w:name w:val="Heading 8 Char"/>
     <w:basedOn w:val="DefaultParagraphFont"/>
     <w:link w:val="Heading8"/>
@@ -4616,13 +4257,13 @@
     <w:qFormat/>
     <w:rsid w:val="00477553"/>
     <w:rPr>
-      <w:rFonts w:eastAsia="" w:cs="" w:cstheme="majorBidi" w:eastAsiaTheme="majorEastAsia"/>
+      <w:rFonts w:eastAsiaTheme="majorEastAsia" w:cstheme="majorBidi"/>
       <w:i/>
       <w:iCs/>
-      <w:color w:themeColor="text1" w:themeTint="d8" w:val="272727"/>
+      <w:color w:val="272727" w:themeColor="text1" w:themeTint="D8"/>
     </w:rPr>
   </w:style>
-  <w:style w:type="character" w:styleId="Heading9Char" w:customStyle="1">
+  <w:style w:type="character" w:customStyle="1" w:styleId="Heading9Char">
     <w:name w:val="Heading 9 Char"/>
     <w:basedOn w:val="DefaultParagraphFont"/>
     <w:link w:val="Heading9"/>
@@ -4631,11 +4272,11 @@
     <w:qFormat/>
     <w:rsid w:val="00477553"/>
     <w:rPr>
-      <w:rFonts w:eastAsia="" w:cs="" w:cstheme="majorBidi" w:eastAsiaTheme="majorEastAsia"/>
-      <w:color w:themeColor="text1" w:themeTint="d8" w:val="272727"/>
+      <w:rFonts w:eastAsiaTheme="majorEastAsia" w:cstheme="majorBidi"/>
+      <w:color w:val="272727" w:themeColor="text1" w:themeTint="D8"/>
     </w:rPr>
   </w:style>
-  <w:style w:type="character" w:styleId="TitleChar" w:customStyle="1">
+  <w:style w:type="character" w:customStyle="1" w:styleId="TitleChar">
     <w:name w:val="Title Char"/>
     <w:basedOn w:val="DefaultParagraphFont"/>
     <w:link w:val="Title"/>
@@ -4643,14 +4284,14 @@
     <w:qFormat/>
     <w:rsid w:val="00477553"/>
     <w:rPr>
-      <w:rFonts w:ascii="Aptos Display" w:hAnsi="Aptos Display" w:eastAsia="" w:cs="" w:asciiTheme="majorHAnsi" w:cstheme="majorBidi" w:eastAsiaTheme="majorEastAsia" w:hAnsiTheme="majorHAnsi"/>
+      <w:rFonts w:asciiTheme="majorHAnsi" w:eastAsiaTheme="majorEastAsia" w:hAnsiTheme="majorHAnsi" w:cstheme="majorBidi"/>
       <w:spacing w:val="-10"/>
       <w:kern w:val="2"/>
       <w:sz w:val="56"/>
       <w:szCs w:val="56"/>
     </w:rPr>
   </w:style>
-  <w:style w:type="character" w:styleId="SubtitleChar" w:customStyle="1">
+  <w:style w:type="character" w:customStyle="1" w:styleId="SubtitleChar">
     <w:name w:val="Subtitle Char"/>
     <w:basedOn w:val="DefaultParagraphFont"/>
     <w:link w:val="Subtitle"/>
@@ -4658,14 +4299,14 @@
     <w:qFormat/>
     <w:rsid w:val="00477553"/>
     <w:rPr>
-      <w:rFonts w:eastAsia="" w:cs="" w:cstheme="majorBidi" w:eastAsiaTheme="majorEastAsia"/>
-      <w:color w:themeColor="text1" w:themeTint="a6" w:val="595959"/>
+      <w:rFonts w:eastAsiaTheme="majorEastAsia" w:cstheme="majorBidi"/>
+      <w:color w:val="595959" w:themeColor="text1" w:themeTint="A6"/>
       <w:spacing w:val="15"/>
       <w:sz w:val="28"/>
       <w:szCs w:val="28"/>
     </w:rPr>
   </w:style>
-  <w:style w:type="character" w:styleId="QuoteChar" w:customStyle="1">
+  <w:style w:type="character" w:customStyle="1" w:styleId="QuoteChar">
     <w:name w:val="Quote Char"/>
     <w:basedOn w:val="DefaultParagraphFont"/>
     <w:link w:val="Quote"/>
@@ -4675,7 +4316,7 @@
     <w:rPr>
       <w:i/>
       <w:iCs/>
-      <w:color w:themeColor="text1" w:themeTint="bf" w:val="404040"/>
+      <w:color w:val="404040" w:themeColor="text1" w:themeTint="BF"/>
     </w:rPr>
   </w:style>
   <w:style w:type="character" w:styleId="IntenseEmphasis">
@@ -4687,10 +4328,10 @@
     <w:rPr>
       <w:i/>
       <w:iCs/>
-      <w:color w:themeColor="accent1" w:themeShade="bf" w:val="0F4761"/>
+      <w:color w:val="0F4761" w:themeColor="accent1" w:themeShade="BF"/>
     </w:rPr>
   </w:style>
-  <w:style w:type="character" w:styleId="IntenseQuoteChar" w:customStyle="1">
+  <w:style w:type="character" w:customStyle="1" w:styleId="IntenseQuoteChar">
     <w:name w:val="Intense Quote Char"/>
     <w:basedOn w:val="DefaultParagraphFont"/>
     <w:link w:val="IntenseQuote"/>
@@ -4700,7 +4341,7 @@
     <w:rPr>
       <w:i/>
       <w:iCs/>
-      <w:color w:themeColor="accent1" w:themeShade="bf" w:val="0F4761"/>
+      <w:color w:val="0F4761" w:themeColor="accent1" w:themeShade="BF"/>
     </w:rPr>
   </w:style>
   <w:style w:type="character" w:styleId="IntenseReference">
@@ -4713,7 +4354,7 @@
       <w:b/>
       <w:bCs/>
       <w:smallCaps/>
-      <w:color w:themeColor="accent1" w:themeShade="bf" w:val="0F4761"/>
+      <w:color w:val="0F4761" w:themeColor="accent1" w:themeShade="BF"/>
       <w:spacing w:val="5"/>
     </w:rPr>
   </w:style>
@@ -4722,9 +4363,9 @@
     <w:basedOn w:val="DefaultParagraphFont"/>
     <w:uiPriority w:val="99"/>
     <w:unhideWhenUsed/>
-    <w:rsid w:val="00fd212a"/>
+    <w:rsid w:val="00FD212A"/>
     <w:rPr>
-      <w:color w:themeColor="hyperlink" w:val="467886"/>
+      <w:color w:val="467886" w:themeColor="hyperlink"/>
       <w:u w:val="single"/>
     </w:rPr>
   </w:style>
@@ -4735,30 +4376,30 @@
     <w:semiHidden/>
     <w:unhideWhenUsed/>
     <w:qFormat/>
-    <w:rsid w:val="00fd212a"/>
+    <w:rsid w:val="00FD212A"/>
     <w:rPr>
       <w:color w:val="605E5C"/>
-      <w:shd w:fill="E1DFDD" w:val="clear"/>
+      <w:shd w:val="clear" w:color="auto" w:fill="E1DFDD"/>
     </w:rPr>
   </w:style>
-  <w:style w:type="character" w:styleId="Bullets">
+  <w:style w:type="character" w:customStyle="1" w:styleId="Bullets">
     <w:name w:val="Bullets"/>
     <w:qFormat/>
     <w:rPr>
-      <w:rFonts w:ascii="OpenSymbol" w:hAnsi="OpenSymbol" w:eastAsia="OpenSymbol" w:cs="OpenSymbol"/>
+      <w:rFonts w:ascii="OpenSymbol" w:eastAsia="OpenSymbol" w:hAnsi="OpenSymbol" w:cs="OpenSymbol"/>
     </w:rPr>
   </w:style>
-  <w:style w:type="paragraph" w:styleId="Heading">
+  <w:style w:type="paragraph" w:customStyle="1" w:styleId="Heading">
     <w:name w:val="Heading"/>
     <w:basedOn w:val="Normal"/>
     <w:next w:val="BodyText"/>
     <w:qFormat/>
     <w:pPr>
-      <w:keepNext w:val="true"/>
+      <w:keepNext/>
       <w:spacing w:before="240" w:after="120"/>
     </w:pPr>
     <w:rPr>
-      <w:rFonts w:ascii="Liberation Sans" w:hAnsi="Liberation Sans" w:eastAsia="Noto Sans CJK SC" w:cs="Noto Sans Devanagari"/>
+      <w:rFonts w:ascii="Liberation Sans" w:eastAsia="Noto Sans CJK SC" w:hAnsi="Liberation Sans" w:cs="Noto Sans Devanagari"/>
       <w:sz w:val="28"/>
       <w:szCs w:val="28"/>
     </w:rPr>
@@ -4767,20 +4408,18 @@
     <w:name w:val="Body Text"/>
     <w:basedOn w:val="Normal"/>
     <w:pPr>
-      <w:spacing w:lineRule="auto" w:line="276" w:before="0" w:after="140"/>
+      <w:spacing w:after="140"/>
     </w:pPr>
-    <w:rPr/>
   </w:style>
   <w:style w:type="paragraph" w:styleId="List">
     <w:name w:val="List"/>
     <w:basedOn w:val="BodyText"/>
-    <w:pPr/>
     <w:rPr>
       <w:rFonts w:cs="Noto Sans Devanagari"/>
     </w:rPr>
   </w:style>
   <w:style w:type="paragraph" w:styleId="Caption">
-    <w:name w:val="Caption"/>
+    <w:name w:val="caption"/>
     <w:basedOn w:val="Normal"/>
     <w:qFormat/>
     <w:pPr>
@@ -4791,11 +4430,9 @@
       <w:rFonts w:cs="Noto Sans Devanagari"/>
       <w:i/>
       <w:iCs/>
-      <w:sz w:val="24"/>
-      <w:szCs w:val="24"/>
     </w:rPr>
   </w:style>
-  <w:style w:type="paragraph" w:styleId="Index">
+  <w:style w:type="paragraph" w:customStyle="1" w:styleId="Index">
     <w:name w:val="Index"/>
     <w:basedOn w:val="Normal"/>
     <w:qFormat/>
@@ -4815,13 +4452,12 @@
     <w:qFormat/>
     <w:rsid w:val="00477553"/>
     <w:pPr>
-      <w:spacing w:lineRule="auto" w:line="240" w:before="0" w:after="80"/>
+      <w:spacing w:after="80" w:line="240" w:lineRule="auto"/>
       <w:contextualSpacing/>
     </w:pPr>
     <w:rPr>
-      <w:rFonts w:ascii="Aptos Display" w:hAnsi="Aptos Display" w:eastAsia="" w:cs="" w:asciiTheme="majorHAnsi" w:cstheme="majorBidi" w:eastAsiaTheme="majorEastAsia" w:hAnsiTheme="majorHAnsi"/>
+      <w:rFonts w:asciiTheme="majorHAnsi" w:eastAsiaTheme="majorEastAsia" w:hAnsiTheme="majorHAnsi" w:cstheme="majorBidi"/>
       <w:spacing w:val="-10"/>
-      <w:kern w:val="2"/>
       <w:sz w:val="56"/>
       <w:szCs w:val="56"/>
     </w:rPr>
@@ -4834,10 +4470,9 @@
     <w:uiPriority w:val="11"/>
     <w:qFormat/>
     <w:rsid w:val="00477553"/>
-    <w:pPr/>
     <w:rPr>
-      <w:rFonts w:eastAsia="" w:cs="" w:cstheme="majorBidi" w:eastAsiaTheme="majorEastAsia"/>
-      <w:color w:themeColor="text1" w:themeTint="a6" w:val="595959"/>
+      <w:rFonts w:eastAsiaTheme="majorEastAsia" w:cstheme="majorBidi"/>
+      <w:color w:val="595959" w:themeColor="text1" w:themeTint="A6"/>
       <w:spacing w:val="15"/>
       <w:sz w:val="28"/>
       <w:szCs w:val="28"/>
@@ -4852,13 +4487,13 @@
     <w:qFormat/>
     <w:rsid w:val="00477553"/>
     <w:pPr>
-      <w:spacing w:before="160" w:after="160"/>
+      <w:spacing w:before="160"/>
       <w:jc w:val="center"/>
     </w:pPr>
     <w:rPr>
       <w:i/>
       <w:iCs/>
-      <w:color w:themeColor="text1" w:themeTint="bf" w:val="404040"/>
+      <w:color w:val="404040" w:themeColor="text1" w:themeTint="BF"/>
     </w:rPr>
   </w:style>
   <w:style w:type="paragraph" w:styleId="ListParagraph">
@@ -4868,11 +4503,9 @@
     <w:qFormat/>
     <w:rsid w:val="00477553"/>
     <w:pPr>
-      <w:spacing w:before="0" w:after="160"/>
       <w:ind w:left="720"/>
       <w:contextualSpacing/>
     </w:pPr>
-    <w:rPr/>
   </w:style>
   <w:style w:type="paragraph" w:styleId="IntenseQuote">
     <w:name w:val="Intense Quote"/>
@@ -4884,8 +4517,8 @@
     <w:rsid w:val="00477553"/>
     <w:pPr>
       <w:pBdr>
-        <w:top w:val="single" w:sz="4" w:space="10" w:color="0F4761" w:themeColor="accent1" w:themeShade="bf"/>
-        <w:bottom w:val="single" w:sz="4" w:space="10" w:color="0F4761" w:themeColor="accent1" w:themeShade="bf"/>
+        <w:top w:val="single" w:sz="4" w:space="10" w:color="0F4761" w:themeColor="accent1" w:themeShade="BF"/>
+        <w:bottom w:val="single" w:sz="4" w:space="10" w:color="0F4761" w:themeColor="accent1" w:themeShade="BF"/>
       </w:pBdr>
       <w:spacing w:before="360" w:after="360"/>
       <w:ind w:left="864" w:right="864"/>
@@ -4894,25 +4527,23 @@
     <w:rPr>
       <w:i/>
       <w:iCs/>
-      <w:color w:themeColor="accent1" w:themeShade="bf" w:val="0F4761"/>
+      <w:color w:val="0F4761" w:themeColor="accent1" w:themeShade="BF"/>
     </w:rPr>
   </w:style>
-  <w:style w:type="paragraph" w:styleId="TableContents">
+  <w:style w:type="paragraph" w:customStyle="1" w:styleId="TableContents">
     <w:name w:val="Table Contents"/>
     <w:basedOn w:val="Normal"/>
     <w:qFormat/>
     <w:pPr>
-      <w:widowControl w:val="false"/>
+      <w:widowControl w:val="0"/>
       <w:suppressLineNumbers/>
     </w:pPr>
-    <w:rPr/>
   </w:style>
-  <w:style w:type="paragraph" w:styleId="TableHeading">
+  <w:style w:type="paragraph" w:customStyle="1" w:styleId="TableHeading">
     <w:name w:val="Table Heading"/>
     <w:basedOn w:val="TableContents"/>
     <w:qFormat/>
     <w:pPr>
-      <w:suppressLineNumbers/>
       <w:jc w:val="center"/>
     </w:pPr>
     <w:rPr>
@@ -4920,79 +4551,58 @@
       <w:bCs/>
     </w:rPr>
   </w:style>
-  <w:style w:type="numbering" w:styleId="NoList" w:default="1">
-    <w:name w:val="No List"/>
-    <w:uiPriority w:val="99"/>
-    <w:semiHidden/>
-    <w:unhideWhenUsed/>
-    <w:qFormat/>
-  </w:style>
-  <w:style w:type="table" w:default="1" w:styleId="TableNormal">
-    <w:name w:val="Normal Table"/>
-    <w:uiPriority w:val="99"/>
-    <w:semiHidden/>
-    <w:unhideWhenUsed/>
-    <w:tblPr>
-      <w:tblCellMar>
-        <w:top w:w="0" w:type="dxa"/>
-        <w:left w:w="108" w:type="dxa"/>
-        <w:bottom w:w="0" w:type="dxa"/>
-        <w:right w:w="108" w:type="dxa"/>
-      </w:tblCellMar>
-    </w:tblPr>
-  </w:style>
 </w:styles>
 </file>
 
 <file path=word/theme/theme1.xml><?xml version="1.0" encoding="utf-8"?>
-<a:theme xmlns:a="http://schemas.openxmlformats.org/drawingml/2006/main" xmlns:r="http://schemas.openxmlformats.org/officeDocument/2006/relationships" name="Office Theme">
+<a:theme xmlns:a="http://schemas.openxmlformats.org/drawingml/2006/main" name="Office Theme">
   <a:themeElements>
     <a:clrScheme name="Office">
       <a:dk1>
         <a:srgbClr val="000000"/>
       </a:dk1>
       <a:lt1>
-        <a:srgbClr val="ffffff"/>
+        <a:srgbClr val="FFFFFF"/>
       </a:lt1>
       <a:dk2>
-        <a:srgbClr val="0e2841"/>
+        <a:srgbClr val="0E2841"/>
       </a:dk2>
       <a:lt2>
-        <a:srgbClr val="e8e8e8"/>
+        <a:srgbClr val="E8E8E8"/>
       </a:lt2>
       <a:accent1>
         <a:srgbClr val="156082"/>
       </a:accent1>
       <a:accent2>
-        <a:srgbClr val="e97132"/>
+        <a:srgbClr val="E97132"/>
       </a:accent2>
       <a:accent3>
-        <a:srgbClr val="196b24"/>
+        <a:srgbClr val="196B24"/>
       </a:accent3>
       <a:accent4>
-        <a:srgbClr val="0f9ed5"/>
+        <a:srgbClr val="0F9ED5"/>
       </a:accent4>
       <a:accent5>
-        <a:srgbClr val="a02b93"/>
+        <a:srgbClr val="A02B93"/>
       </a:accent5>
       <a:accent6>
-        <a:srgbClr val="4ea72e"/>
+        <a:srgbClr val="4EA72E"/>
       </a:accent6>
       <a:hlink>
         <a:srgbClr val="467886"/>
       </a:hlink>
       <a:folHlink>
-        <a:srgbClr val="96607d"/>
+        <a:srgbClr val="96607D"/>
       </a:folHlink>
     </a:clrScheme>
     <a:fontScheme name="Office">
       <a:majorFont>
-        <a:latin typeface="Aptos Display" panose="02110004020202020204" pitchFamily="0" charset="1"/>
+        <a:latin typeface="Aptos Display" panose="02110004020202020204"/>
         <a:ea typeface=""/>
         <a:cs typeface=""/>
       </a:majorFont>
       <a:minorFont>
-        <a:latin typeface="Aptos" panose="02110004020202020204" pitchFamily="0" charset="1"/>
+        <a:latin typeface="Aptos" panose="02110004020202020204"/>
         <a:ea typeface=""/>
         <a:cs typeface=""/>
       </a:minorFont>
@@ -5024,7 +4634,7 @@
             </a:gs>
           </a:gsLst>
           <a:lin ang="5400000" scaled="0"/>
-          <a:tileRect l="0" t="0" r="0" b="0"/>
+          <a:tileRect/>
         </a:gradFill>
         <a:gradFill>
           <a:gsLst>
@@ -5048,7 +4658,7 @@
             </a:gs>
           </a:gsLst>
           <a:lin ang="5400000" scaled="0"/>
-          <a:tileRect l="0" t="0" r="0" b="0"/>
+          <a:tileRect/>
         </a:gradFill>
       </a:fillStyleLst>
       <a:lnStyleLst>
@@ -5108,10 +4718,12 @@
             </a:gs>
           </a:gsLst>
           <a:lin ang="5400000" scaled="0"/>
-          <a:tileRect l="0" t="0" r="0" b="0"/>
+          <a:tileRect/>
         </a:gradFill>
       </a:bgFillStyleLst>
     </a:fmtScheme>
   </a:themeElements>
+  <a:objectDefaults/>
+  <a:extraClrSchemeLst/>
 </a:theme>
 </file>